--- a/docs/defense/docx/OpenNutri_Work_Report_Aysegul_v2.docx
+++ b/docs/defense/docx/OpenNutri_Work_Report_Aysegul_v2.docx
@@ -2863,6 +2863,3005 @@
         <w:t xml:space="preserve">.</w:t>
       </w:r>
     </w:p>
+    <w:p>
+      <w:pPr>
+        <w:pStyle w:val="Heading2"/>
+      </w:pPr>
+      <w:bookmarkStart w:id="30" w:name="expanded-frontend-work-ledger"/>
+      <w:r>
+        <w:t xml:space="preserve">Expanded Frontend Work Ledger</w:t>
+      </w:r>
+      <w:bookmarkEnd w:id="30"/>
+    </w:p>
+    <w:p>
+      <w:pPr>
+        <w:pStyle w:val="FirstParagraph"/>
+      </w:pPr>
+      <w:r>
+        <w:t xml:space="preserve">This section expands the frontend work into concrete deliverables, with</w:t>
+      </w:r>
+      <w:r>
+        <w:t xml:space="preserve"> </w:t>
+      </w:r>
+      <w:r>
+        <w:t xml:space="preserve">“</w:t>
+      </w:r>
+      <w:r>
+        <w:t xml:space="preserve">what, why, how, technology, and evidence</w:t>
+      </w:r>
+      <w:r>
+        <w:t xml:space="preserve">”</w:t>
+      </w:r>
+      <w:r>
+        <w:t xml:space="preserve"> </w:t>
+      </w:r>
+      <w:r>
+        <w:t xml:space="preserve">for each area.</w:t>
+      </w:r>
+    </w:p>
+    <w:p>
+      <w:pPr>
+        <w:pStyle w:val="Heading3"/>
+      </w:pPr>
+      <w:bookmarkStart w:id="31" w:name="a.-original-annotator-mvp"/>
+      <w:r>
+        <w:t xml:space="preserve">A. Original Annotator MVP</w:t>
+      </w:r>
+      <w:bookmarkEnd w:id="31"/>
+    </w:p>
+    <w:p>
+      <w:pPr>
+        <w:pStyle w:val="FirstParagraph"/>
+      </w:pPr>
+      <w:r>
+        <w:rPr>
+          <w:b/>
+        </w:rPr>
+        <w:t xml:space="preserve">When:</w:t>
+      </w:r>
+      <w:r>
+        <w:t xml:space="preserve"> </w:t>
+      </w:r>
+      <w:r>
+        <w:t xml:space="preserve">2026-03-02.</w:t>
+      </w:r>
+      <w:r>
+        <w:t xml:space="preserve"> </w:t>
+      </w:r>
+      <w:r>
+        <w:rPr>
+          <w:b/>
+        </w:rPr>
+        <w:t xml:space="preserve">Direct commits:</w:t>
+      </w:r>
+      <w:r>
+        <w:t xml:space="preserve"> </w:t>
+      </w:r>
+      <w:r>
+        <w:rPr>
+          <w:rStyle w:val="VerbatimChar"/>
+        </w:rPr>
+        <w:t xml:space="preserve">7c2d372</w:t>
+      </w:r>
+      <w:r>
+        <w:t xml:space="preserve">,</w:t>
+      </w:r>
+      <w:r>
+        <w:t xml:space="preserve"> </w:t>
+      </w:r>
+      <w:r>
+        <w:rPr>
+          <w:rStyle w:val="VerbatimChar"/>
+        </w:rPr>
+        <w:t xml:space="preserve">614a82c</w:t>
+      </w:r>
+      <w:r>
+        <w:t xml:space="preserve">,</w:t>
+      </w:r>
+      <w:r>
+        <w:t xml:space="preserve"> </w:t>
+      </w:r>
+      <w:r>
+        <w:rPr>
+          <w:rStyle w:val="VerbatimChar"/>
+        </w:rPr>
+        <w:t xml:space="preserve">6245a17</w:t>
+      </w:r>
+      <w:r>
+        <w:t xml:space="preserve">.</w:t>
+      </w:r>
+      <w:r>
+        <w:t xml:space="preserve"> </w:t>
+      </w:r>
+      <w:r>
+        <w:rPr>
+          <w:b/>
+        </w:rPr>
+        <w:t xml:space="preserve">Technology:</w:t>
+      </w:r>
+      <w:r>
+        <w:t xml:space="preserve"> </w:t>
+      </w:r>
+      <w:r>
+        <w:t xml:space="preserve">React, Vite, Supabase client, Supabase Auth, CSS.</w:t>
+      </w:r>
+    </w:p>
+    <w:p>
+      <w:pPr>
+        <w:pStyle w:val="BodyText"/>
+      </w:pPr>
+      <w:r>
+        <w:t xml:space="preserve">What was built:</w:t>
+      </w:r>
+    </w:p>
+    <w:p>
+      <w:pPr>
+        <w:numPr>
+          <w:ilvl w:val="0"/>
+          <w:numId w:val="1023"/>
+        </w:numPr>
+        <w:pStyle w:val="Compact"/>
+      </w:pPr>
+      <w:r>
+        <w:t xml:space="preserve">Initial OpenNutri annotation tool.</w:t>
+      </w:r>
+    </w:p>
+    <w:p>
+      <w:pPr>
+        <w:numPr>
+          <w:ilvl w:val="0"/>
+          <w:numId w:val="1023"/>
+        </w:numPr>
+        <w:pStyle w:val="Compact"/>
+      </w:pPr>
+      <w:r>
+        <w:t xml:space="preserve">Vite/React project setup.</w:t>
+      </w:r>
+    </w:p>
+    <w:p>
+      <w:pPr>
+        <w:numPr>
+          <w:ilvl w:val="0"/>
+          <w:numId w:val="1023"/>
+        </w:numPr>
+        <w:pStyle w:val="Compact"/>
+      </w:pPr>
+      <w:r>
+        <w:t xml:space="preserve">Supabase client connection.</w:t>
+      </w:r>
+    </w:p>
+    <w:p>
+      <w:pPr>
+        <w:numPr>
+          <w:ilvl w:val="0"/>
+          <w:numId w:val="1023"/>
+        </w:numPr>
+        <w:pStyle w:val="Compact"/>
+      </w:pPr>
+      <w:r>
+        <w:t xml:space="preserve">Login page.</w:t>
+      </w:r>
+    </w:p>
+    <w:p>
+      <w:pPr>
+        <w:numPr>
+          <w:ilvl w:val="0"/>
+          <w:numId w:val="1023"/>
+        </w:numPr>
+        <w:pStyle w:val="Compact"/>
+      </w:pPr>
+      <w:r>
+        <w:t xml:space="preserve">Annotate page.</w:t>
+      </w:r>
+    </w:p>
+    <w:p>
+      <w:pPr>
+        <w:numPr>
+          <w:ilvl w:val="0"/>
+          <w:numId w:val="1023"/>
+        </w:numPr>
+        <w:pStyle w:val="Compact"/>
+      </w:pPr>
+      <w:r>
+        <w:t xml:space="preserve">Basic PDF viewer.</w:t>
+      </w:r>
+    </w:p>
+    <w:p>
+      <w:pPr>
+        <w:numPr>
+          <w:ilvl w:val="0"/>
+          <w:numId w:val="1023"/>
+        </w:numPr>
+        <w:pStyle w:val="Compact"/>
+      </w:pPr>
+      <w:r>
+        <w:t xml:space="preserve">Food item form.</w:t>
+      </w:r>
+    </w:p>
+    <w:p>
+      <w:pPr>
+        <w:numPr>
+          <w:ilvl w:val="0"/>
+          <w:numId w:val="1023"/>
+        </w:numPr>
+        <w:pStyle w:val="Compact"/>
+      </w:pPr>
+      <w:r>
+        <w:t xml:space="preserve">Application styling.</w:t>
+      </w:r>
+    </w:p>
+    <w:p>
+      <w:pPr>
+        <w:numPr>
+          <w:ilvl w:val="0"/>
+          <w:numId w:val="1023"/>
+        </w:numPr>
+        <w:pStyle w:val="Compact"/>
+      </w:pPr>
+      <w:r>
+        <w:t xml:space="preserve">Google OAuth button.</w:t>
+      </w:r>
+    </w:p>
+    <w:p>
+      <w:pPr>
+        <w:numPr>
+          <w:ilvl w:val="0"/>
+          <w:numId w:val="1023"/>
+        </w:numPr>
+        <w:pStyle w:val="Compact"/>
+      </w:pPr>
+      <w:r>
+        <w:t xml:space="preserve">Light/dark theme toggle.</w:t>
+      </w:r>
+    </w:p>
+    <w:p>
+      <w:pPr>
+        <w:numPr>
+          <w:ilvl w:val="0"/>
+          <w:numId w:val="1023"/>
+        </w:numPr>
+        <w:pStyle w:val="Compact"/>
+      </w:pPr>
+      <w:r>
+        <w:t xml:space="preserve">Forgot-password affordance.</w:t>
+      </w:r>
+    </w:p>
+    <w:p>
+      <w:pPr>
+        <w:numPr>
+          <w:ilvl w:val="0"/>
+          <w:numId w:val="1023"/>
+        </w:numPr>
+        <w:pStyle w:val="Compact"/>
+      </w:pPr>
+      <w:r>
+        <w:t xml:space="preserve">First suggestion feedback modal.</w:t>
+      </w:r>
+    </w:p>
+    <w:p>
+      <w:pPr>
+        <w:pStyle w:val="FirstParagraph"/>
+      </w:pPr>
+      <w:r>
+        <w:t xml:space="preserve">Why it was needed:</w:t>
+      </w:r>
+    </w:p>
+    <w:p>
+      <w:pPr>
+        <w:pStyle w:val="BodyText"/>
+      </w:pPr>
+      <w:r>
+        <w:t xml:space="preserve">OpenNutri needed a usable human labeling interface before a sophisticated backend would be useful. The original MVP established the core product concept: a reviewer opens a paper, reads the PDF, and enters food composition rows.</w:t>
+      </w:r>
+    </w:p>
+    <w:p>
+      <w:pPr>
+        <w:pStyle w:val="BodyText"/>
+      </w:pPr>
+      <w:r>
+        <w:t xml:space="preserve">How it was implemented:</w:t>
+      </w:r>
+    </w:p>
+    <w:p>
+      <w:pPr>
+        <w:numPr>
+          <w:ilvl w:val="0"/>
+          <w:numId w:val="1024"/>
+        </w:numPr>
+        <w:pStyle w:val="Compact"/>
+      </w:pPr>
+      <w:r>
+        <w:t xml:space="preserve">React components were organized around</w:t>
+      </w:r>
+      <w:r>
+        <w:t xml:space="preserve"> </w:t>
+      </w:r>
+      <w:r>
+        <w:rPr>
+          <w:rStyle w:val="VerbatimChar"/>
+        </w:rPr>
+        <w:t xml:space="preserve">App</w:t>
+      </w:r>
+      <w:r>
+        <w:t xml:space="preserve">,</w:t>
+      </w:r>
+      <w:r>
+        <w:t xml:space="preserve"> </w:t>
+      </w:r>
+      <w:r>
+        <w:rPr>
+          <w:rStyle w:val="VerbatimChar"/>
+        </w:rPr>
+        <w:t xml:space="preserve">Login</w:t>
+      </w:r>
+      <w:r>
+        <w:t xml:space="preserve">,</w:t>
+      </w:r>
+      <w:r>
+        <w:t xml:space="preserve"> </w:t>
+      </w:r>
+      <w:r>
+        <w:rPr>
+          <w:rStyle w:val="VerbatimChar"/>
+        </w:rPr>
+        <w:t xml:space="preserve">Annotate</w:t>
+      </w:r>
+      <w:r>
+        <w:t xml:space="preserve">,</w:t>
+      </w:r>
+      <w:r>
+        <w:t xml:space="preserve"> </w:t>
+      </w:r>
+      <w:r>
+        <w:rPr>
+          <w:rStyle w:val="VerbatimChar"/>
+        </w:rPr>
+        <w:t xml:space="preserve">FoodItemForm</w:t>
+      </w:r>
+      <w:r>
+        <w:t xml:space="preserve">, and</w:t>
+      </w:r>
+      <w:r>
+        <w:t xml:space="preserve"> </w:t>
+      </w:r>
+      <w:r>
+        <w:rPr>
+          <w:rStyle w:val="VerbatimChar"/>
+        </w:rPr>
+        <w:t xml:space="preserve">PdfViewer</w:t>
+      </w:r>
+      <w:r>
+        <w:t xml:space="preserve">.</w:t>
+      </w:r>
+    </w:p>
+    <w:p>
+      <w:pPr>
+        <w:numPr>
+          <w:ilvl w:val="0"/>
+          <w:numId w:val="1024"/>
+        </w:numPr>
+        <w:pStyle w:val="Compact"/>
+      </w:pPr>
+      <w:r>
+        <w:t xml:space="preserve">Supabase was used for auth and backend access.</w:t>
+      </w:r>
+    </w:p>
+    <w:p>
+      <w:pPr>
+        <w:numPr>
+          <w:ilvl w:val="0"/>
+          <w:numId w:val="1024"/>
+        </w:numPr>
+        <w:pStyle w:val="Compact"/>
+      </w:pPr>
+      <w:r>
+        <w:t xml:space="preserve">CSS implemented the first app shell and theme.</w:t>
+      </w:r>
+    </w:p>
+    <w:p>
+      <w:pPr>
+        <w:numPr>
+          <w:ilvl w:val="0"/>
+          <w:numId w:val="1024"/>
+        </w:numPr>
+        <w:pStyle w:val="Compact"/>
+      </w:pPr>
+      <w:r>
+        <w:t xml:space="preserve">The MVP was later imported/reorganized into</w:t>
+      </w:r>
+      <w:r>
+        <w:t xml:space="preserve"> </w:t>
+      </w:r>
+      <w:r>
+        <w:rPr>
+          <w:rStyle w:val="VerbatimChar"/>
+        </w:rPr>
+        <w:t xml:space="preserve">apps/expert-annotator/</w:t>
+      </w:r>
+      <w:r>
+        <w:t xml:space="preserve"> </w:t>
+      </w:r>
+      <w:r>
+        <w:t xml:space="preserve">on</w:t>
+      </w:r>
+      <w:r>
+        <w:t xml:space="preserve"> </w:t>
+      </w:r>
+      <w:r>
+        <w:rPr>
+          <w:rStyle w:val="VerbatimChar"/>
+        </w:rPr>
+        <w:t xml:space="preserve">main</w:t>
+      </w:r>
+      <w:r>
+        <w:t xml:space="preserve">.</w:t>
+      </w:r>
+    </w:p>
+    <w:p>
+      <w:pPr>
+        <w:pStyle w:val="FirstParagraph"/>
+      </w:pPr>
+      <w:r>
+        <w:t xml:space="preserve">Assessment value:</w:t>
+      </w:r>
+    </w:p>
+    <w:p>
+      <w:pPr>
+        <w:pStyle w:val="BodyText"/>
+      </w:pPr>
+      <w:r>
+        <w:t xml:space="preserve">This was the first concrete user-facing application. Later work replaced and expanded many internals, but the core annotator surface started here.</w:t>
+      </w:r>
+    </w:p>
+    <w:p>
+      <w:pPr>
+        <w:pStyle w:val="Heading3"/>
+      </w:pPr>
+      <w:bookmarkStart w:id="32" w:name="X47fd0544ca78582921de7fd128d77da19b97c64"/>
+      <w:r>
+        <w:t xml:space="preserve">B. Flexible Nutrient Model, Food Autocomplete, and PDF Highlight Redesign</w:t>
+      </w:r>
+      <w:bookmarkEnd w:id="32"/>
+    </w:p>
+    <w:p>
+      <w:pPr>
+        <w:pStyle w:val="FirstParagraph"/>
+      </w:pPr>
+      <w:r>
+        <w:rPr>
+          <w:b/>
+        </w:rPr>
+        <w:t xml:space="preserve">When:</w:t>
+      </w:r>
+      <w:r>
+        <w:t xml:space="preserve"> </w:t>
+      </w:r>
+      <w:r>
+        <w:t xml:space="preserve">2026-03-03.</w:t>
+      </w:r>
+      <w:r>
+        <w:t xml:space="preserve"> </w:t>
+      </w:r>
+      <w:r>
+        <w:rPr>
+          <w:b/>
+        </w:rPr>
+        <w:t xml:space="preserve">Direct commit:</w:t>
+      </w:r>
+      <w:r>
+        <w:t xml:space="preserve"> </w:t>
+      </w:r>
+      <w:r>
+        <w:rPr>
+          <w:rStyle w:val="VerbatimChar"/>
+        </w:rPr>
+        <w:t xml:space="preserve">00fd645</w:t>
+      </w:r>
+      <w:r>
+        <w:t xml:space="preserve">.</w:t>
+      </w:r>
+      <w:r>
+        <w:t xml:space="preserve"> </w:t>
+      </w:r>
+      <w:r>
+        <w:rPr>
+          <w:b/>
+        </w:rPr>
+        <w:t xml:space="preserve">Technology:</w:t>
+      </w:r>
+      <w:r>
+        <w:t xml:space="preserve"> </w:t>
+      </w:r>
+      <w:r>
+        <w:t xml:space="preserve">React forms, SQL schema changes, PDF viewer/text scanning, autocomplete components.</w:t>
+      </w:r>
+    </w:p>
+    <w:p>
+      <w:pPr>
+        <w:pStyle w:val="BodyText"/>
+      </w:pPr>
+      <w:r>
+        <w:t xml:space="preserve">What was built:</w:t>
+      </w:r>
+    </w:p>
+    <w:p>
+      <w:pPr>
+        <w:numPr>
+          <w:ilvl w:val="0"/>
+          <w:numId w:val="1025"/>
+        </w:numPr>
+        <w:pStyle w:val="Compact"/>
+      </w:pPr>
+      <w:r>
+        <w:t xml:space="preserve">Flexible nutrient rows rather than a rigid fixed nutrient list.</w:t>
+      </w:r>
+    </w:p>
+    <w:p>
+      <w:pPr>
+        <w:numPr>
+          <w:ilvl w:val="0"/>
+          <w:numId w:val="1025"/>
+        </w:numPr>
+        <w:pStyle w:val="Compact"/>
+      </w:pPr>
+      <w:r>
+        <w:t xml:space="preserve">Food autocomplete component.</w:t>
+      </w:r>
+    </w:p>
+    <w:p>
+      <w:pPr>
+        <w:numPr>
+          <w:ilvl w:val="0"/>
+          <w:numId w:val="1025"/>
+        </w:numPr>
+        <w:pStyle w:val="Compact"/>
+      </w:pPr>
+      <w:r>
+        <w:t xml:space="preserve">Nutrient autocomplete component.</w:t>
+      </w:r>
+    </w:p>
+    <w:p>
+      <w:pPr>
+        <w:numPr>
+          <w:ilvl w:val="0"/>
+          <w:numId w:val="1025"/>
+        </w:numPr>
+        <w:pStyle w:val="Compact"/>
+      </w:pPr>
+      <w:r>
+        <w:t xml:space="preserve">Nutrient popover component.</w:t>
+      </w:r>
+    </w:p>
+    <w:p>
+      <w:pPr>
+        <w:numPr>
+          <w:ilvl w:val="0"/>
+          <w:numId w:val="1025"/>
+        </w:numPr>
+        <w:pStyle w:val="Compact"/>
+      </w:pPr>
+      <w:r>
+        <w:t xml:space="preserve">PDF highlight redesign.</w:t>
+      </w:r>
+    </w:p>
+    <w:p>
+      <w:pPr>
+        <w:numPr>
+          <w:ilvl w:val="0"/>
+          <w:numId w:val="1025"/>
+        </w:numPr>
+        <w:pStyle w:val="Compact"/>
+      </w:pPr>
+      <w:r>
+        <w:t xml:space="preserve">Schema changes to support the frontend data model.</w:t>
+      </w:r>
+    </w:p>
+    <w:p>
+      <w:pPr>
+        <w:pStyle w:val="FirstParagraph"/>
+      </w:pPr>
+      <w:r>
+        <w:t xml:space="preserve">Why it was needed:</w:t>
+      </w:r>
+    </w:p>
+    <w:p>
+      <w:pPr>
+        <w:pStyle w:val="BodyText"/>
+      </w:pPr>
+      <w:r>
+        <w:t xml:space="preserve">Food composition papers do not all report the same nutrients. A rigid form would fail immediately. Reviewers needed flexible nutrient rows and search-based resolution. The PDF highlight redesign made the paper reading task more connected to data entry.</w:t>
+      </w:r>
+    </w:p>
+    <w:p>
+      <w:pPr>
+        <w:pStyle w:val="BodyText"/>
+      </w:pPr>
+      <w:r>
+        <w:t xml:space="preserve">How it was implemented:</w:t>
+      </w:r>
+    </w:p>
+    <w:p>
+      <w:pPr>
+        <w:numPr>
+          <w:ilvl w:val="0"/>
+          <w:numId w:val="1026"/>
+        </w:numPr>
+        <w:pStyle w:val="Compact"/>
+      </w:pPr>
+      <w:r>
+        <w:rPr>
+          <w:rStyle w:val="VerbatimChar"/>
+        </w:rPr>
+        <w:t xml:space="preserve">FoodItemForm.jsx</w:t>
+      </w:r>
+      <w:r>
+        <w:t xml:space="preserve"> </w:t>
+      </w:r>
+      <w:r>
+        <w:t xml:space="preserve">gained dynamic nutrient row behavior.</w:t>
+      </w:r>
+    </w:p>
+    <w:p>
+      <w:pPr>
+        <w:numPr>
+          <w:ilvl w:val="0"/>
+          <w:numId w:val="1026"/>
+        </w:numPr>
+        <w:pStyle w:val="Compact"/>
+      </w:pPr>
+      <w:r>
+        <w:rPr>
+          <w:rStyle w:val="VerbatimChar"/>
+        </w:rPr>
+        <w:t xml:space="preserve">FoodAutocomplete.jsx</w:t>
+      </w:r>
+      <w:r>
+        <w:t xml:space="preserve"> </w:t>
+      </w:r>
+      <w:r>
+        <w:t xml:space="preserve">and</w:t>
+      </w:r>
+      <w:r>
+        <w:t xml:space="preserve"> </w:t>
+      </w:r>
+      <w:r>
+        <w:rPr>
+          <w:rStyle w:val="VerbatimChar"/>
+        </w:rPr>
+        <w:t xml:space="preserve">NutrientAutocomplete.jsx</w:t>
+      </w:r>
+      <w:r>
+        <w:t xml:space="preserve"> </w:t>
+      </w:r>
+      <w:r>
+        <w:t xml:space="preserve">provided search/select interactions.</w:t>
+      </w:r>
+    </w:p>
+    <w:p>
+      <w:pPr>
+        <w:numPr>
+          <w:ilvl w:val="0"/>
+          <w:numId w:val="1026"/>
+        </w:numPr>
+        <w:pStyle w:val="Compact"/>
+      </w:pPr>
+      <w:r>
+        <w:rPr>
+          <w:rStyle w:val="VerbatimChar"/>
+        </w:rPr>
+        <w:t xml:space="preserve">NutrientPopover.jsx</w:t>
+      </w:r>
+      <w:r>
+        <w:t xml:space="preserve"> </w:t>
+      </w:r>
+      <w:r>
+        <w:t xml:space="preserve">connected PDF clicks to nutrient entry.</w:t>
+      </w:r>
+    </w:p>
+    <w:p>
+      <w:pPr>
+        <w:numPr>
+          <w:ilvl w:val="0"/>
+          <w:numId w:val="1026"/>
+        </w:numPr>
+        <w:pStyle w:val="Compact"/>
+      </w:pPr>
+      <w:r>
+        <w:rPr>
+          <w:rStyle w:val="VerbatimChar"/>
+        </w:rPr>
+        <w:t xml:space="preserve">PdfViewer.jsx</w:t>
+      </w:r>
+      <w:r>
+        <w:t xml:space="preserve"> </w:t>
+      </w:r>
+      <w:r>
+        <w:t xml:space="preserve">and</w:t>
+      </w:r>
+      <w:r>
+        <w:t xml:space="preserve"> </w:t>
+      </w:r>
+      <w:r>
+        <w:rPr>
+          <w:rStyle w:val="VerbatimChar"/>
+        </w:rPr>
+        <w:t xml:space="preserve">PdfTextScanner.js</w:t>
+      </w:r>
+      <w:r>
+        <w:t xml:space="preserve"> </w:t>
+      </w:r>
+      <w:r>
+        <w:t xml:space="preserve">started the path toward PDF text matching.</w:t>
+      </w:r>
+    </w:p>
+    <w:p>
+      <w:pPr>
+        <w:numPr>
+          <w:ilvl w:val="0"/>
+          <w:numId w:val="1026"/>
+        </w:numPr>
+        <w:pStyle w:val="Compact"/>
+      </w:pPr>
+      <w:r>
+        <w:t xml:space="preserve">SQL was adjusted for nutrient values.</w:t>
+      </w:r>
+    </w:p>
+    <w:p>
+      <w:pPr>
+        <w:pStyle w:val="FirstParagraph"/>
+      </w:pPr>
+      <w:r>
+        <w:t xml:space="preserve">Evidence:</w:t>
+      </w:r>
+    </w:p>
+    <w:p>
+      <w:pPr>
+        <w:numPr>
+          <w:ilvl w:val="0"/>
+          <w:numId w:val="1027"/>
+        </w:numPr>
+        <w:pStyle w:val="Compact"/>
+      </w:pPr>
+      <w:r>
+        <w:t xml:space="preserve">Direct commit</w:t>
+      </w:r>
+      <w:r>
+        <w:t xml:space="preserve"> </w:t>
+      </w:r>
+      <w:r>
+        <w:rPr>
+          <w:rStyle w:val="VerbatimChar"/>
+        </w:rPr>
+        <w:t xml:space="preserve">00fd645</w:t>
+      </w:r>
+      <w:r>
+        <w:t xml:space="preserve"> </w:t>
+      </w:r>
+      <w:r>
+        <w:t xml:space="preserve">added 1,242 lines and modified 9 files.</w:t>
+      </w:r>
+    </w:p>
+    <w:p>
+      <w:pPr>
+        <w:numPr>
+          <w:ilvl w:val="0"/>
+          <w:numId w:val="1027"/>
+        </w:numPr>
+        <w:pStyle w:val="Compact"/>
+      </w:pPr>
+      <w:r>
+        <w:t xml:space="preserve">Current descendant files:</w:t>
+      </w:r>
+      <w:r>
+        <w:t xml:space="preserve"> </w:t>
+      </w:r>
+      <w:r>
+        <w:rPr>
+          <w:rStyle w:val="VerbatimChar"/>
+        </w:rPr>
+        <w:t xml:space="preserve">FoodAutocomplete.jsx</w:t>
+      </w:r>
+      <w:r>
+        <w:t xml:space="preserve"> </w:t>
+      </w:r>
+      <w:r>
+        <w:t xml:space="preserve">(664),</w:t>
+      </w:r>
+      <w:r>
+        <w:t xml:space="preserve"> </w:t>
+      </w:r>
+      <w:r>
+        <w:rPr>
+          <w:rStyle w:val="VerbatimChar"/>
+        </w:rPr>
+        <w:t xml:space="preserve">NutrientAutocomplete.jsx</w:t>
+      </w:r>
+      <w:r>
+        <w:t xml:space="preserve"> </w:t>
+      </w:r>
+      <w:r>
+        <w:t xml:space="preserve">(334),</w:t>
+      </w:r>
+      <w:r>
+        <w:t xml:space="preserve"> </w:t>
+      </w:r>
+      <w:r>
+        <w:rPr>
+          <w:rStyle w:val="VerbatimChar"/>
+        </w:rPr>
+        <w:t xml:space="preserve">NutrientPopover.jsx</w:t>
+      </w:r>
+      <w:r>
+        <w:t xml:space="preserve"> </w:t>
+      </w:r>
+      <w:r>
+        <w:t xml:space="preserve">(128),</w:t>
+      </w:r>
+      <w:r>
+        <w:t xml:space="preserve"> </w:t>
+      </w:r>
+      <w:r>
+        <w:rPr>
+          <w:rStyle w:val="VerbatimChar"/>
+        </w:rPr>
+        <w:t xml:space="preserve">FoodItemForm.jsx</w:t>
+      </w:r>
+      <w:r>
+        <w:t xml:space="preserve"> </w:t>
+      </w:r>
+      <w:r>
+        <w:t xml:space="preserve">(110),</w:t>
+      </w:r>
+      <w:r>
+        <w:t xml:space="preserve"> </w:t>
+      </w:r>
+      <w:r>
+        <w:rPr>
+          <w:rStyle w:val="VerbatimChar"/>
+        </w:rPr>
+        <w:t xml:space="preserve">PdfViewer.jsx</w:t>
+      </w:r>
+      <w:r>
+        <w:t xml:space="preserve"> </w:t>
+      </w:r>
+      <w:r>
+        <w:t xml:space="preserve">(939),</w:t>
+      </w:r>
+      <w:r>
+        <w:t xml:space="preserve"> </w:t>
+      </w:r>
+      <w:r>
+        <w:rPr>
+          <w:rStyle w:val="VerbatimChar"/>
+        </w:rPr>
+        <w:t xml:space="preserve">PdfTextScanner.js</w:t>
+      </w:r>
+      <w:r>
+        <w:t xml:space="preserve"> </w:t>
+      </w:r>
+      <w:r>
+        <w:t xml:space="preserve">(2,323).</w:t>
+      </w:r>
+    </w:p>
+    <w:p>
+      <w:pPr>
+        <w:pStyle w:val="Heading3"/>
+      </w:pPr>
+      <w:bookmarkStart w:id="33" w:name="c.-dynamic-pdf-url-handling"/>
+      <w:r>
+        <w:t xml:space="preserve">C. Dynamic PDF URL Handling</w:t>
+      </w:r>
+      <w:bookmarkEnd w:id="33"/>
+    </w:p>
+    <w:p>
+      <w:pPr>
+        <w:pStyle w:val="FirstParagraph"/>
+      </w:pPr>
+      <w:r>
+        <w:rPr>
+          <w:b/>
+        </w:rPr>
+        <w:t xml:space="preserve">When:</w:t>
+      </w:r>
+      <w:r>
+        <w:t xml:space="preserve"> </w:t>
+      </w:r>
+      <w:r>
+        <w:t xml:space="preserve">2026-03-03.</w:t>
+      </w:r>
+      <w:r>
+        <w:t xml:space="preserve"> </w:t>
+      </w:r>
+      <w:r>
+        <w:rPr>
+          <w:b/>
+        </w:rPr>
+        <w:t xml:space="preserve">Direct commit:</w:t>
+      </w:r>
+      <w:r>
+        <w:t xml:space="preserve"> </w:t>
+      </w:r>
+      <w:r>
+        <w:rPr>
+          <w:rStyle w:val="VerbatimChar"/>
+        </w:rPr>
+        <w:t xml:space="preserve">8a29dcb</w:t>
+      </w:r>
+      <w:r>
+        <w:t xml:space="preserve">.</w:t>
+      </w:r>
+      <w:r>
+        <w:t xml:space="preserve"> </w:t>
+      </w:r>
+      <w:r>
+        <w:rPr>
+          <w:b/>
+        </w:rPr>
+        <w:t xml:space="preserve">Technology:</w:t>
+      </w:r>
+      <w:r>
+        <w:t xml:space="preserve"> </w:t>
+      </w:r>
+      <w:r>
+        <w:t xml:space="preserve">Supabase Storage URL retrieval, React page state.</w:t>
+      </w:r>
+    </w:p>
+    <w:p>
+      <w:pPr>
+        <w:pStyle w:val="BodyText"/>
+      </w:pPr>
+      <w:r>
+        <w:t xml:space="preserve">What was built:</w:t>
+      </w:r>
+    </w:p>
+    <w:p>
+      <w:pPr>
+        <w:numPr>
+          <w:ilvl w:val="0"/>
+          <w:numId w:val="1028"/>
+        </w:numPr>
+        <w:pStyle w:val="Compact"/>
+      </w:pPr>
+      <w:r>
+        <w:t xml:space="preserve">Dynamic Supabase storage URL fetch for PDFs.</w:t>
+      </w:r>
+    </w:p>
+    <w:p>
+      <w:pPr>
+        <w:pStyle w:val="FirstParagraph"/>
+      </w:pPr>
+      <w:r>
+        <w:t xml:space="preserve">Why it was needed:</w:t>
+      </w:r>
+    </w:p>
+    <w:p>
+      <w:pPr>
+        <w:pStyle w:val="BodyText"/>
+      </w:pPr>
+      <w:r>
+        <w:t xml:space="preserve">Hardcoded PDF URLs are brittle. A labeler queue needs to load whichever paper is selected, and the frontend should derive or fetch the correct PDF URL rather than requiring manual environment updates.</w:t>
+      </w:r>
+    </w:p>
+    <w:p>
+      <w:pPr>
+        <w:pStyle w:val="BodyText"/>
+      </w:pPr>
+      <w:r>
+        <w:t xml:space="preserve">Current evolution:</w:t>
+      </w:r>
+    </w:p>
+    <w:p>
+      <w:pPr>
+        <w:pStyle w:val="BodyText"/>
+      </w:pPr>
+      <w:r>
+        <w:t xml:space="preserve">The project later moved away from storing paper PDFs in Supabase by default, but the same user-facing requirement remained: the PDF viewer should load the paper associated with the current queue item without manual URL management.</w:t>
+      </w:r>
+    </w:p>
+    <w:p>
+      <w:pPr>
+        <w:pStyle w:val="Heading3"/>
+      </w:pPr>
+      <w:bookmarkStart w:id="34" w:name="Xba180c5e4f422c9bae37e6ac01e3f0a01ca2bd0"/>
+      <w:r>
+        <w:t xml:space="preserve">D. Queue View and Main Annotation Workspace</w:t>
+      </w:r>
+      <w:bookmarkEnd w:id="34"/>
+    </w:p>
+    <w:p>
+      <w:pPr>
+        <w:pStyle w:val="FirstParagraph"/>
+      </w:pPr>
+      <w:r>
+        <w:rPr>
+          <w:b/>
+        </w:rPr>
+        <w:t xml:space="preserve">When:</w:t>
+      </w:r>
+      <w:r>
+        <w:t xml:space="preserve"> </w:t>
+      </w:r>
+      <w:r>
+        <w:t xml:space="preserve">Initial MVP March; major current form May/June.</w:t>
+      </w:r>
+      <w:r>
+        <w:t xml:space="preserve"> </w:t>
+      </w:r>
+      <w:r>
+        <w:rPr>
+          <w:b/>
+        </w:rPr>
+        <w:t xml:space="preserve">Technology:</w:t>
+      </w:r>
+      <w:r>
+        <w:t xml:space="preserve"> </w:t>
+      </w:r>
+      <w:r>
+        <w:t xml:space="preserve">React state/hooks, Supabase RPCs, Vite, CSS.</w:t>
+      </w:r>
+    </w:p>
+    <w:p>
+      <w:pPr>
+        <w:pStyle w:val="BodyText"/>
+      </w:pPr>
+      <w:r>
+        <w:t xml:space="preserve">What was built:</w:t>
+      </w:r>
+    </w:p>
+    <w:p>
+      <w:pPr>
+        <w:numPr>
+          <w:ilvl w:val="0"/>
+          <w:numId w:val="1029"/>
+        </w:numPr>
+        <w:pStyle w:val="Compact"/>
+      </w:pPr>
+      <w:r>
+        <w:t xml:space="preserve">Paper list/queue selection.</w:t>
+      </w:r>
+    </w:p>
+    <w:p>
+      <w:pPr>
+        <w:numPr>
+          <w:ilvl w:val="0"/>
+          <w:numId w:val="1029"/>
+        </w:numPr>
+        <w:pStyle w:val="Compact"/>
+      </w:pPr>
+      <w:r>
+        <w:t xml:space="preserve">PDF + editor workspace layout.</w:t>
+      </w:r>
+    </w:p>
+    <w:p>
+      <w:pPr>
+        <w:numPr>
+          <w:ilvl w:val="0"/>
+          <w:numId w:val="1029"/>
+        </w:numPr>
+        <w:pStyle w:val="Compact"/>
+      </w:pPr>
+      <w:r>
+        <w:t xml:space="preserve">Food item and nutrient row editor.</w:t>
+      </w:r>
+    </w:p>
+    <w:p>
+      <w:pPr>
+        <w:numPr>
+          <w:ilvl w:val="0"/>
+          <w:numId w:val="1029"/>
+        </w:numPr>
+        <w:pStyle w:val="Compact"/>
+      </w:pPr>
+      <w:r>
+        <w:t xml:space="preserve">Add/remove food items.</w:t>
+      </w:r>
+    </w:p>
+    <w:p>
+      <w:pPr>
+        <w:numPr>
+          <w:ilvl w:val="0"/>
+          <w:numId w:val="1029"/>
+        </w:numPr>
+        <w:pStyle w:val="Compact"/>
+      </w:pPr>
+      <w:r>
+        <w:t xml:space="preserve">Save draft.</w:t>
+      </w:r>
+    </w:p>
+    <w:p>
+      <w:pPr>
+        <w:numPr>
+          <w:ilvl w:val="0"/>
+          <w:numId w:val="1029"/>
+        </w:numPr>
+        <w:pStyle w:val="Compact"/>
+      </w:pPr>
+      <w:r>
+        <w:t xml:space="preserve">Submit reviewed data.</w:t>
+      </w:r>
+    </w:p>
+    <w:p>
+      <w:pPr>
+        <w:numPr>
+          <w:ilvl w:val="0"/>
+          <w:numId w:val="1029"/>
+        </w:numPr>
+        <w:pStyle w:val="Compact"/>
+      </w:pPr>
+      <w:r>
+        <w:t xml:space="preserve">No usable data action.</w:t>
+      </w:r>
+    </w:p>
+    <w:p>
+      <w:pPr>
+        <w:numPr>
+          <w:ilvl w:val="0"/>
+          <w:numId w:val="1029"/>
+        </w:numPr>
+        <w:pStyle w:val="Compact"/>
+      </w:pPr>
+      <w:r>
+        <w:t xml:space="preserve">Ask for Help action.</w:t>
+      </w:r>
+    </w:p>
+    <w:p>
+      <w:pPr>
+        <w:numPr>
+          <w:ilvl w:val="0"/>
+          <w:numId w:val="1029"/>
+        </w:numPr>
+        <w:pStyle w:val="Compact"/>
+      </w:pPr>
+      <w:r>
+        <w:t xml:space="preserve">Test-mode/read-only UI messages.</w:t>
+      </w:r>
+    </w:p>
+    <w:p>
+      <w:pPr>
+        <w:numPr>
+          <w:ilvl w:val="0"/>
+          <w:numId w:val="1029"/>
+        </w:numPr>
+        <w:pStyle w:val="Compact"/>
+      </w:pPr>
+      <w:r>
+        <w:t xml:space="preserve">Source/evidence strip.</w:t>
+      </w:r>
+    </w:p>
+    <w:p>
+      <w:pPr>
+        <w:numPr>
+          <w:ilvl w:val="0"/>
+          <w:numId w:val="1029"/>
+        </w:numPr>
+        <w:pStyle w:val="Compact"/>
+      </w:pPr>
+      <w:r>
+        <w:t xml:space="preserve">Next-paper PDF prefetch.</w:t>
+      </w:r>
+    </w:p>
+    <w:p>
+      <w:pPr>
+        <w:pStyle w:val="FirstParagraph"/>
+      </w:pPr>
+      <w:r>
+        <w:t xml:space="preserve">Why it was needed:</w:t>
+      </w:r>
+    </w:p>
+    <w:p>
+      <w:pPr>
+        <w:pStyle w:val="BodyText"/>
+      </w:pPr>
+      <w:r>
+        <w:t xml:space="preserve">This is the core work screen for labelers. It had to be dense enough for repeated use but not so complex that labelers could not review papers efficiently.</w:t>
+      </w:r>
+    </w:p>
+    <w:p>
+      <w:pPr>
+        <w:pStyle w:val="BodyText"/>
+      </w:pPr>
+      <w:r>
+        <w:t xml:space="preserve">How it was implemented:</w:t>
+      </w:r>
+    </w:p>
+    <w:p>
+      <w:pPr>
+        <w:numPr>
+          <w:ilvl w:val="0"/>
+          <w:numId w:val="1030"/>
+        </w:numPr>
+        <w:pStyle w:val="Compact"/>
+      </w:pPr>
+      <w:r>
+        <w:rPr>
+          <w:rStyle w:val="VerbatimChar"/>
+        </w:rPr>
+        <w:t xml:space="preserve">QueueView.jsx</w:t>
+      </w:r>
+      <w:r>
+        <w:t xml:space="preserve"> </w:t>
+      </w:r>
+      <w:r>
+        <w:t xml:space="preserve">composes the PDF viewer, evidence strip, food item forms, and action buttons.</w:t>
+      </w:r>
+    </w:p>
+    <w:p>
+      <w:pPr>
+        <w:numPr>
+          <w:ilvl w:val="0"/>
+          <w:numId w:val="1030"/>
+        </w:numPr>
+        <w:pStyle w:val="Compact"/>
+      </w:pPr>
+      <w:r>
+        <w:rPr>
+          <w:rStyle w:val="VerbatimChar"/>
+        </w:rPr>
+        <w:t xml:space="preserve">Annotate.jsx</w:t>
+      </w:r>
+      <w:r>
+        <w:t xml:space="preserve"> </w:t>
+      </w:r>
+      <w:r>
+        <w:t xml:space="preserve">owns the selected queue item, food item state, save/submit actions, help request, and queue refresh.</w:t>
+      </w:r>
+    </w:p>
+    <w:p>
+      <w:pPr>
+        <w:numPr>
+          <w:ilvl w:val="0"/>
+          <w:numId w:val="1030"/>
+        </w:numPr>
+        <w:pStyle w:val="Compact"/>
+      </w:pPr>
+      <w:r>
+        <w:rPr>
+          <w:rStyle w:val="VerbatimChar"/>
+        </w:rPr>
+        <w:t xml:space="preserve">get_general_queue_cards</w:t>
+      </w:r>
+      <w:r>
+        <w:t xml:space="preserve"> </w:t>
+      </w:r>
+      <w:r>
+        <w:t xml:space="preserve">feeds the view with a lean card plus latest AI payload.</w:t>
+      </w:r>
+    </w:p>
+    <w:p>
+      <w:pPr>
+        <w:numPr>
+          <w:ilvl w:val="0"/>
+          <w:numId w:val="1030"/>
+        </w:numPr>
+        <w:pStyle w:val="Compact"/>
+      </w:pPr>
+      <w:r>
+        <w:rPr>
+          <w:rStyle w:val="VerbatimChar"/>
+        </w:rPr>
+        <w:t xml:space="preserve">getPublicPdfUrl</w:t>
+      </w:r>
+      <w:r>
+        <w:t xml:space="preserve"> </w:t>
+      </w:r>
+      <w:r>
+        <w:t xml:space="preserve">chooses direct/proxied PDF URL.</w:t>
+      </w:r>
+    </w:p>
+    <w:p>
+      <w:pPr>
+        <w:pStyle w:val="FirstParagraph"/>
+      </w:pPr>
+      <w:r>
+        <w:t xml:space="preserve">Evidence:</w:t>
+      </w:r>
+    </w:p>
+    <w:p>
+      <w:pPr>
+        <w:numPr>
+          <w:ilvl w:val="0"/>
+          <w:numId w:val="1031"/>
+        </w:numPr>
+        <w:pStyle w:val="Compact"/>
+      </w:pPr>
+      <w:r>
+        <w:rPr>
+          <w:rStyle w:val="VerbatimChar"/>
+        </w:rPr>
+        <w:t xml:space="preserve">QueueView.jsx</w:t>
+      </w:r>
+      <w:r>
+        <w:t xml:space="preserve">: 227 lines.</w:t>
+      </w:r>
+    </w:p>
+    <w:p>
+      <w:pPr>
+        <w:numPr>
+          <w:ilvl w:val="0"/>
+          <w:numId w:val="1031"/>
+        </w:numPr>
+        <w:pStyle w:val="Compact"/>
+      </w:pPr>
+      <w:r>
+        <w:rPr>
+          <w:rStyle w:val="VerbatimChar"/>
+        </w:rPr>
+        <w:t xml:space="preserve">Annotate.jsx</w:t>
+      </w:r>
+      <w:r>
+        <w:t xml:space="preserve">: 1,163 lines.</w:t>
+      </w:r>
+    </w:p>
+    <w:p>
+      <w:pPr>
+        <w:numPr>
+          <w:ilvl w:val="0"/>
+          <w:numId w:val="1031"/>
+        </w:numPr>
+        <w:pStyle w:val="Compact"/>
+      </w:pPr>
+      <w:r>
+        <w:rPr>
+          <w:rStyle w:val="VerbatimChar"/>
+        </w:rPr>
+        <w:t xml:space="preserve">annotateHelpers.js</w:t>
+      </w:r>
+      <w:r>
+        <w:t xml:space="preserve">: 574 lines.</w:t>
+      </w:r>
+    </w:p>
+    <w:p>
+      <w:pPr>
+        <w:pStyle w:val="Heading3"/>
+      </w:pPr>
+      <w:bookmarkStart w:id="35" w:name="e.-ai-prefill-editing-experience"/>
+      <w:r>
+        <w:t xml:space="preserve">E. AI Prefill Editing Experience</w:t>
+      </w:r>
+      <w:bookmarkEnd w:id="35"/>
+    </w:p>
+    <w:p>
+      <w:pPr>
+        <w:pStyle w:val="FirstParagraph"/>
+      </w:pPr>
+      <w:r>
+        <w:rPr>
+          <w:b/>
+        </w:rPr>
+        <w:t xml:space="preserve">When:</w:t>
+      </w:r>
+      <w:r>
+        <w:t xml:space="preserve"> </w:t>
+      </w:r>
+      <w:r>
+        <w:t xml:space="preserve">April/May 2026 after AI extraction integration; refined through June.</w:t>
+      </w:r>
+      <w:r>
+        <w:t xml:space="preserve"> </w:t>
+      </w:r>
+      <w:r>
+        <w:rPr>
+          <w:b/>
+        </w:rPr>
+        <w:t xml:space="preserve">Technology:</w:t>
+      </w:r>
+      <w:r>
+        <w:t xml:space="preserve"> </w:t>
+      </w:r>
+      <w:r>
+        <w:t xml:space="preserve">JSONB normalized payloads, React form conversion, Supabase RPCs.</w:t>
+      </w:r>
+    </w:p>
+    <w:p>
+      <w:pPr>
+        <w:pStyle w:val="BodyText"/>
+      </w:pPr>
+      <w:r>
+        <w:t xml:space="preserve">What was built:</w:t>
+      </w:r>
+    </w:p>
+    <w:p>
+      <w:pPr>
+        <w:numPr>
+          <w:ilvl w:val="0"/>
+          <w:numId w:val="1032"/>
+        </w:numPr>
+        <w:pStyle w:val="Compact"/>
+      </w:pPr>
+      <w:r>
+        <w:t xml:space="preserve">Queue papers open with latest Gemini normalized payload prefilled into editable rows when no draft exists.</w:t>
+      </w:r>
+    </w:p>
+    <w:p>
+      <w:pPr>
+        <w:numPr>
+          <w:ilvl w:val="0"/>
+          <w:numId w:val="1032"/>
+        </w:numPr>
+        <w:pStyle w:val="Compact"/>
+      </w:pPr>
+      <w:r>
+        <w:t xml:space="preserve">Existing user drafts/submissions are preserved and not overwritten.</w:t>
+      </w:r>
+    </w:p>
+    <w:p>
+      <w:pPr>
+        <w:numPr>
+          <w:ilvl w:val="0"/>
+          <w:numId w:val="1032"/>
+        </w:numPr>
+        <w:pStyle w:val="Compact"/>
+      </w:pPr>
+      <w:r>
+        <w:t xml:space="preserve">Source metadata from normalized payload rows feeds the evidence strip/PDF viewer.</w:t>
+      </w:r>
+    </w:p>
+    <w:p>
+      <w:pPr>
+        <w:numPr>
+          <w:ilvl w:val="0"/>
+          <w:numId w:val="1032"/>
+        </w:numPr>
+        <w:pStyle w:val="Compact"/>
+      </w:pPr>
+      <w:r>
+        <w:t xml:space="preserve">AI Details panel shows normalized rows and normalization summary without exposing raw reasoning.</w:t>
+      </w:r>
+    </w:p>
+    <w:p>
+      <w:pPr>
+        <w:pStyle w:val="FirstParagraph"/>
+      </w:pPr>
+      <w:r>
+        <w:t xml:space="preserve">Why it was needed:</w:t>
+      </w:r>
+    </w:p>
+    <w:p>
+      <w:pPr>
+        <w:pStyle w:val="BodyText"/>
+      </w:pPr>
+      <w:r>
+        <w:t xml:space="preserve">The AI cascade should reduce human labor, not replace human review. Prefill turns the final Gemini extraction into a draft the reviewer can correct. Quiet prefill was important: labelers should review rows directly rather than interpret AI reasoning banners.</w:t>
+      </w:r>
+    </w:p>
+    <w:p>
+      <w:pPr>
+        <w:pStyle w:val="BodyText"/>
+      </w:pPr>
+      <w:r>
+        <w:t xml:space="preserve">How it was implemented:</w:t>
+      </w:r>
+    </w:p>
+    <w:p>
+      <w:pPr>
+        <w:numPr>
+          <w:ilvl w:val="0"/>
+          <w:numId w:val="1033"/>
+        </w:numPr>
+        <w:pStyle w:val="Compact"/>
+      </w:pPr>
+      <w:r>
+        <w:rPr>
+          <w:rStyle w:val="VerbatimChar"/>
+        </w:rPr>
+        <w:t xml:space="preserve">Annotate.jsx</w:t>
+      </w:r>
+      <w:r>
+        <w:t xml:space="preserve"> </w:t>
+      </w:r>
+      <w:r>
+        <w:t xml:space="preserve">checks for saved annotation; if none exists, it calls</w:t>
+      </w:r>
+      <w:r>
+        <w:t xml:space="preserve"> </w:t>
+      </w:r>
+      <w:r>
+        <w:rPr>
+          <w:rStyle w:val="VerbatimChar"/>
+        </w:rPr>
+        <w:t xml:space="preserve">buildFoodItemsFromPayload</w:t>
+      </w:r>
+      <w:r>
+        <w:t xml:space="preserve"> </w:t>
+      </w:r>
+      <w:r>
+        <w:t xml:space="preserve">on the latest AI payload.</w:t>
+      </w:r>
+    </w:p>
+    <w:p>
+      <w:pPr>
+        <w:numPr>
+          <w:ilvl w:val="0"/>
+          <w:numId w:val="1033"/>
+        </w:numPr>
+        <w:pStyle w:val="Compact"/>
+      </w:pPr>
+      <w:r>
+        <w:rPr>
+          <w:rStyle w:val="VerbatimChar"/>
+        </w:rPr>
+        <w:t xml:space="preserve">aiPrefillSources</w:t>
+      </w:r>
+      <w:r>
+        <w:t xml:space="preserve"> </w:t>
+      </w:r>
+      <w:r>
+        <w:t xml:space="preserve">records which extraction initialized the rows.</w:t>
+      </w:r>
+    </w:p>
+    <w:p>
+      <w:pPr>
+        <w:numPr>
+          <w:ilvl w:val="0"/>
+          <w:numId w:val="1033"/>
+        </w:numPr>
+        <w:pStyle w:val="Compact"/>
+      </w:pPr>
+      <w:r>
+        <w:rPr>
+          <w:rStyle w:val="VerbatimChar"/>
+        </w:rPr>
+        <w:t xml:space="preserve">EvidenceStrip</w:t>
+      </w:r>
+      <w:r>
+        <w:t xml:space="preserve"> </w:t>
+      </w:r>
+      <w:r>
+        <w:t xml:space="preserve">and</w:t>
+      </w:r>
+      <w:r>
+        <w:t xml:space="preserve"> </w:t>
+      </w:r>
+      <w:r>
+        <w:rPr>
+          <w:rStyle w:val="VerbatimChar"/>
+        </w:rPr>
+        <w:t xml:space="preserve">PdfViewer</w:t>
+      </w:r>
+      <w:r>
+        <w:t xml:space="preserve"> </w:t>
+      </w:r>
+      <w:r>
+        <w:t xml:space="preserve">receive evidence locations from current rows or fallback AI payload.</w:t>
+      </w:r>
+    </w:p>
+    <w:p>
+      <w:pPr>
+        <w:numPr>
+          <w:ilvl w:val="0"/>
+          <w:numId w:val="1033"/>
+        </w:numPr>
+        <w:pStyle w:val="Compact"/>
+      </w:pPr>
+      <w:r>
+        <w:t xml:space="preserve">Details panels use normalized payload summaries.</w:t>
+      </w:r>
+    </w:p>
+    <w:p>
+      <w:pPr>
+        <w:pStyle w:val="FirstParagraph"/>
+      </w:pPr>
+      <w:r>
+        <w:t xml:space="preserve">Assessment value:</w:t>
+      </w:r>
+    </w:p>
+    <w:p>
+      <w:pPr>
+        <w:pStyle w:val="BodyText"/>
+      </w:pPr>
+      <w:r>
+        <w:t xml:space="preserve">This is one of the project’s key UX wins: reviewers correct structured draft rows instead of starting from a blank form.</w:t>
+      </w:r>
+    </w:p>
+    <w:p>
+      <w:pPr>
+        <w:pStyle w:val="Heading3"/>
+      </w:pPr>
+      <w:bookmarkStart w:id="36" w:name="f.-pdf-evidence-ux"/>
+      <w:r>
+        <w:t xml:space="preserve">F. PDF Evidence UX</w:t>
+      </w:r>
+      <w:bookmarkEnd w:id="36"/>
+    </w:p>
+    <w:p>
+      <w:pPr>
+        <w:pStyle w:val="FirstParagraph"/>
+      </w:pPr>
+      <w:r>
+        <w:rPr>
+          <w:b/>
+        </w:rPr>
+        <w:t xml:space="preserve">When:</w:t>
+      </w:r>
+      <w:r>
+        <w:t xml:space="preserve"> </w:t>
+      </w:r>
+      <w:r>
+        <w:t xml:space="preserve">March start; major evidence overlay work April 22 to June 5.</w:t>
+      </w:r>
+      <w:r>
+        <w:t xml:space="preserve"> </w:t>
+      </w:r>
+      <w:r>
+        <w:rPr>
+          <w:b/>
+        </w:rPr>
+        <w:t xml:space="preserve">Technology:</w:t>
+      </w:r>
+      <w:r>
+        <w:t xml:space="preserve"> </w:t>
+      </w:r>
+      <w:r>
+        <w:t xml:space="preserve">PDF.js/react-pdf, PDF text layer, geometry heuristics, coordinate overlays, browser cache.</w:t>
+      </w:r>
+    </w:p>
+    <w:p>
+      <w:pPr>
+        <w:pStyle w:val="BodyText"/>
+      </w:pPr>
+      <w:r>
+        <w:t xml:space="preserve">What was built:</w:t>
+      </w:r>
+    </w:p>
+    <w:p>
+      <w:pPr>
+        <w:numPr>
+          <w:ilvl w:val="0"/>
+          <w:numId w:val="1034"/>
+        </w:numPr>
+        <w:pStyle w:val="Compact"/>
+      </w:pPr>
+      <w:r>
+        <w:t xml:space="preserve">Continuous/scanned PDF viewer.</w:t>
+      </w:r>
+    </w:p>
+    <w:p>
+      <w:pPr>
+        <w:numPr>
+          <w:ilvl w:val="0"/>
+          <w:numId w:val="1034"/>
+        </w:numPr>
+        <w:pStyle w:val="Compact"/>
+      </w:pPr>
+      <w:r>
+        <w:t xml:space="preserve">Nutrient click marks.</w:t>
+      </w:r>
+    </w:p>
+    <w:p>
+      <w:pPr>
+        <w:numPr>
+          <w:ilvl w:val="0"/>
+          <w:numId w:val="1034"/>
+        </w:numPr>
+        <w:pStyle w:val="Compact"/>
+      </w:pPr>
+      <w:r>
+        <w:t xml:space="preserve">Table-scoped highlighting.</w:t>
+      </w:r>
+    </w:p>
+    <w:p>
+      <w:pPr>
+        <w:numPr>
+          <w:ilvl w:val="0"/>
+          <w:numId w:val="1034"/>
+        </w:numPr>
+        <w:pStyle w:val="Compact"/>
+      </w:pPr>
+      <w:r>
+        <w:t xml:space="preserve">Source/evidence overlays.</w:t>
+      </w:r>
+    </w:p>
+    <w:p>
+      <w:pPr>
+        <w:numPr>
+          <w:ilvl w:val="0"/>
+          <w:numId w:val="1034"/>
+        </w:numPr>
+        <w:pStyle w:val="Compact"/>
+      </w:pPr>
+      <w:r>
+        <w:t xml:space="preserve">Table/paragraph block overlays.</w:t>
+      </w:r>
+    </w:p>
+    <w:p>
+      <w:pPr>
+        <w:numPr>
+          <w:ilvl w:val="0"/>
+          <w:numId w:val="1034"/>
+        </w:numPr>
+        <w:pStyle w:val="Compact"/>
+      </w:pPr>
+      <w:r>
+        <w:t xml:space="preserve">Evidence page navigation.</w:t>
+      </w:r>
+    </w:p>
+    <w:p>
+      <w:pPr>
+        <w:numPr>
+          <w:ilvl w:val="0"/>
+          <w:numId w:val="1034"/>
+        </w:numPr>
+        <w:pStyle w:val="Compact"/>
+      </w:pPr>
+      <w:r>
+        <w:t xml:space="preserve">Printed-page fallback handling.</w:t>
+      </w:r>
+    </w:p>
+    <w:p>
+      <w:pPr>
+        <w:numPr>
+          <w:ilvl w:val="0"/>
+          <w:numId w:val="1034"/>
+        </w:numPr>
+        <w:pStyle w:val="Compact"/>
+      </w:pPr>
+      <w:r>
+        <w:t xml:space="preserve">Auto-open/highlight first evidence page.</w:t>
+      </w:r>
+    </w:p>
+    <w:p>
+      <w:pPr>
+        <w:numPr>
+          <w:ilvl w:val="0"/>
+          <w:numId w:val="1034"/>
+        </w:numPr>
+        <w:pStyle w:val="Compact"/>
+      </w:pPr>
+      <w:r>
+        <w:t xml:space="preserve">Durable PDF caching and idle prefetch.</w:t>
+      </w:r>
+    </w:p>
+    <w:p>
+      <w:pPr>
+        <w:pStyle w:val="FirstParagraph"/>
+      </w:pPr>
+      <w:r>
+        <w:t xml:space="preserve">Why it was needed:</w:t>
+      </w:r>
+    </w:p>
+    <w:p>
+      <w:pPr>
+        <w:pStyle w:val="BodyText"/>
+      </w:pPr>
+      <w:r>
+        <w:t xml:space="preserve">Reviewers need to verify source evidence rapidly. Scientific papers frequently contain dense tables, multi-column layouts, printed page numbers that do not match PDF indexes, and split text fragments. The frontend had to make the source evidence visible and navigable.</w:t>
+      </w:r>
+    </w:p>
+    <w:p>
+      <w:pPr>
+        <w:pStyle w:val="BodyText"/>
+      </w:pPr>
+      <w:r>
+        <w:t xml:space="preserve">How it was implemented:</w:t>
+      </w:r>
+    </w:p>
+    <w:p>
+      <w:pPr>
+        <w:numPr>
+          <w:ilvl w:val="0"/>
+          <w:numId w:val="1035"/>
+        </w:numPr>
+        <w:pStyle w:val="Compact"/>
+      </w:pPr>
+      <w:r>
+        <w:rPr>
+          <w:rStyle w:val="VerbatimChar"/>
+        </w:rPr>
+        <w:t xml:space="preserve">PdfTextScanner.js</w:t>
+      </w:r>
+      <w:r>
+        <w:t xml:space="preserve"> </w:t>
+      </w:r>
+      <w:r>
+        <w:t xml:space="preserve">turns flat PDF.js text items into rows, fragments, table regions, paragraph regions, and source matches.</w:t>
+      </w:r>
+    </w:p>
+    <w:p>
+      <w:pPr>
+        <w:numPr>
+          <w:ilvl w:val="0"/>
+          <w:numId w:val="1035"/>
+        </w:numPr>
+        <w:pStyle w:val="Compact"/>
+      </w:pPr>
+      <w:r>
+        <w:rPr>
+          <w:rStyle w:val="VerbatimChar"/>
+        </w:rPr>
+        <w:t xml:space="preserve">PdfViewer.jsx</w:t>
+      </w:r>
+      <w:r>
+        <w:t xml:space="preserve"> </w:t>
+      </w:r>
+      <w:r>
+        <w:t xml:space="preserve">renders overlays by scaling PDF coordinates to screen coordinates.</w:t>
+      </w:r>
+    </w:p>
+    <w:p>
+      <w:pPr>
+        <w:numPr>
+          <w:ilvl w:val="0"/>
+          <w:numId w:val="1035"/>
+        </w:numPr>
+        <w:pStyle w:val="Compact"/>
+      </w:pPr>
+      <w:r>
+        <w:rPr>
+          <w:rStyle w:val="VerbatimChar"/>
+        </w:rPr>
+        <w:t xml:space="preserve">EvidenceLocations.js</w:t>
+      </w:r>
+      <w:r>
+        <w:t xml:space="preserve"> </w:t>
+      </w:r>
+      <w:r>
+        <w:t xml:space="preserve">deduplicates source locations.</w:t>
+      </w:r>
+    </w:p>
+    <w:p>
+      <w:pPr>
+        <w:numPr>
+          <w:ilvl w:val="0"/>
+          <w:numId w:val="1035"/>
+        </w:numPr>
+        <w:pStyle w:val="Compact"/>
+      </w:pPr>
+      <w:r>
+        <w:t xml:space="preserve">Caches persist evidence and PDF bytes to reduce reload time.</w:t>
+      </w:r>
+    </w:p>
+    <w:p>
+      <w:pPr>
+        <w:pStyle w:val="FirstParagraph"/>
+      </w:pPr>
+      <w:r>
+        <w:t xml:space="preserve">Hard parts:</w:t>
+      </w:r>
+    </w:p>
+    <w:p>
+      <w:pPr>
+        <w:numPr>
+          <w:ilvl w:val="0"/>
+          <w:numId w:val="1036"/>
+        </w:numPr>
+        <w:pStyle w:val="Compact"/>
+      </w:pPr>
+      <w:r>
+        <w:t xml:space="preserve">PDF.js does not give semantic tables.</w:t>
+      </w:r>
+    </w:p>
+    <w:p>
+      <w:pPr>
+        <w:numPr>
+          <w:ilvl w:val="0"/>
+          <w:numId w:val="1036"/>
+        </w:numPr>
+        <w:pStyle w:val="Compact"/>
+      </w:pPr>
+      <w:r>
+        <w:t xml:space="preserve">Multi-column papers need gutter-aware row splitting.</w:t>
+      </w:r>
+    </w:p>
+    <w:p>
+      <w:pPr>
+        <w:numPr>
+          <w:ilvl w:val="0"/>
+          <w:numId w:val="1036"/>
+        </w:numPr>
+        <w:pStyle w:val="Compact"/>
+      </w:pPr>
+      <w:r>
+        <w:t xml:space="preserve">AI page hints can be printed journal pages, so over-range hints must not block text matching.</w:t>
+      </w:r>
+    </w:p>
+    <w:p>
+      <w:pPr>
+        <w:numPr>
+          <w:ilvl w:val="0"/>
+          <w:numId w:val="1036"/>
+        </w:numPr>
+        <w:pStyle w:val="Compact"/>
+      </w:pPr>
+      <w:r>
+        <w:t xml:space="preserve">Overlays must be stable and not flicker.</w:t>
+      </w:r>
+    </w:p>
+    <w:p>
+      <w:pPr>
+        <w:pStyle w:val="FirstParagraph"/>
+      </w:pPr>
+      <w:r>
+        <w:t xml:space="preserve">Evidence:</w:t>
+      </w:r>
+    </w:p>
+    <w:p>
+      <w:pPr>
+        <w:numPr>
+          <w:ilvl w:val="0"/>
+          <w:numId w:val="1037"/>
+        </w:numPr>
+        <w:pStyle w:val="Compact"/>
+      </w:pPr>
+      <w:r>
+        <w:rPr>
+          <w:rStyle w:val="VerbatimChar"/>
+        </w:rPr>
+        <w:t xml:space="preserve">PdfTextScanner.js</w:t>
+      </w:r>
+      <w:r>
+        <w:t xml:space="preserve">: 2,323 lines.</w:t>
+      </w:r>
+    </w:p>
+    <w:p>
+      <w:pPr>
+        <w:numPr>
+          <w:ilvl w:val="0"/>
+          <w:numId w:val="1037"/>
+        </w:numPr>
+        <w:pStyle w:val="Compact"/>
+      </w:pPr>
+      <w:r>
+        <w:rPr>
+          <w:rStyle w:val="VerbatimChar"/>
+        </w:rPr>
+        <w:t xml:space="preserve">PdfViewer.jsx</w:t>
+      </w:r>
+      <w:r>
+        <w:t xml:space="preserve">: 939 lines.</w:t>
+      </w:r>
+    </w:p>
+    <w:p>
+      <w:pPr>
+        <w:numPr>
+          <w:ilvl w:val="0"/>
+          <w:numId w:val="1037"/>
+        </w:numPr>
+        <w:pStyle w:val="Compact"/>
+      </w:pPr>
+      <w:r>
+        <w:rPr>
+          <w:rStyle w:val="VerbatimChar"/>
+        </w:rPr>
+        <w:t xml:space="preserve">EvidenceLocations.js</w:t>
+      </w:r>
+      <w:r>
+        <w:t xml:space="preserve">: 439 lines.</w:t>
+      </w:r>
+    </w:p>
+    <w:p>
+      <w:pPr>
+        <w:numPr>
+          <w:ilvl w:val="0"/>
+          <w:numId w:val="1037"/>
+        </w:numPr>
+        <w:pStyle w:val="Compact"/>
+      </w:pPr>
+      <w:r>
+        <w:t xml:space="preserve">Frontend PDF/evidence tests: 972 lines total.</w:t>
+      </w:r>
+    </w:p>
+    <w:p>
+      <w:pPr>
+        <w:pStyle w:val="Heading3"/>
+      </w:pPr>
+      <w:bookmarkStart w:id="37" w:name="g.-autocomplete-and-search-ux"/>
+      <w:r>
+        <w:t xml:space="preserve">G. Autocomplete and Search UX</w:t>
+      </w:r>
+      <w:bookmarkEnd w:id="37"/>
+    </w:p>
+    <w:p>
+      <w:pPr>
+        <w:pStyle w:val="FirstParagraph"/>
+      </w:pPr>
+      <w:r>
+        <w:rPr>
+          <w:b/>
+        </w:rPr>
+        <w:t xml:space="preserve">When:</w:t>
+      </w:r>
+      <w:r>
+        <w:t xml:space="preserve"> </w:t>
+      </w:r>
+      <w:r>
+        <w:t xml:space="preserve">Initial direct work on 2026-03-03; expanded in current frontend.</w:t>
+      </w:r>
+      <w:r>
+        <w:t xml:space="preserve"> </w:t>
+      </w:r>
+      <w:r>
+        <w:rPr>
+          <w:b/>
+        </w:rPr>
+        <w:t xml:space="preserve">Technology:</w:t>
+      </w:r>
+      <w:r>
+        <w:t xml:space="preserve"> </w:t>
+      </w:r>
+      <w:r>
+        <w:t xml:space="preserve">React autocomplete components, Supabase queries, local ranking, Huan’s fuzzy matcher, search telemetry.</w:t>
+      </w:r>
+    </w:p>
+    <w:p>
+      <w:pPr>
+        <w:pStyle w:val="BodyText"/>
+      </w:pPr>
+      <w:r>
+        <w:t xml:space="preserve">What was built:</w:t>
+      </w:r>
+    </w:p>
+    <w:p>
+      <w:pPr>
+        <w:numPr>
+          <w:ilvl w:val="0"/>
+          <w:numId w:val="1038"/>
+        </w:numPr>
+        <w:pStyle w:val="Compact"/>
+      </w:pPr>
+      <w:r>
+        <w:t xml:space="preserve">Food search over canonical names, aliases, base names, and custom entries.</w:t>
+      </w:r>
+    </w:p>
+    <w:p>
+      <w:pPr>
+        <w:numPr>
+          <w:ilvl w:val="0"/>
+          <w:numId w:val="1038"/>
+        </w:numPr>
+        <w:pStyle w:val="Compact"/>
+      </w:pPr>
+      <w:r>
+        <w:t xml:space="preserve">Nutrient search over standard names/aliases/categories.</w:t>
+      </w:r>
+    </w:p>
+    <w:p>
+      <w:pPr>
+        <w:numPr>
+          <w:ilvl w:val="0"/>
+          <w:numId w:val="1038"/>
+        </w:numPr>
+        <w:pStyle w:val="Compact"/>
+      </w:pPr>
+      <w:r>
+        <w:t xml:space="preserve">Keyboard navigation and custom entry fallback.</w:t>
+      </w:r>
+    </w:p>
+    <w:p>
+      <w:pPr>
+        <w:numPr>
+          <w:ilvl w:val="0"/>
+          <w:numId w:val="1038"/>
+        </w:numPr>
+        <w:pStyle w:val="Compact"/>
+      </w:pPr>
+      <w:r>
+        <w:t xml:space="preserve">Debounced queries.</w:t>
+      </w:r>
+    </w:p>
+    <w:p>
+      <w:pPr>
+        <w:numPr>
+          <w:ilvl w:val="0"/>
+          <w:numId w:val="1038"/>
+        </w:numPr>
+        <w:pStyle w:val="Compact"/>
+      </w:pPr>
+      <w:r>
+        <w:t xml:space="preserve">Local full-catalog ranking when loaded.</w:t>
+      </w:r>
+    </w:p>
+    <w:p>
+      <w:pPr>
+        <w:numPr>
+          <w:ilvl w:val="0"/>
+          <w:numId w:val="1038"/>
+        </w:numPr>
+        <w:pStyle w:val="Compact"/>
+      </w:pPr>
+      <w:r>
+        <w:t xml:space="preserve">Supabase fallback search before full catalog load.</w:t>
+      </w:r>
+    </w:p>
+    <w:p>
+      <w:pPr>
+        <w:numPr>
+          <w:ilvl w:val="0"/>
+          <w:numId w:val="1038"/>
+        </w:numPr>
+        <w:pStyle w:val="Compact"/>
+      </w:pPr>
+      <w:r>
+        <w:t xml:space="preserve">Search session logging.</w:t>
+      </w:r>
+    </w:p>
+    <w:p>
+      <w:pPr>
+        <w:pStyle w:val="FirstParagraph"/>
+      </w:pPr>
+      <w:r>
+        <w:t xml:space="preserve">Why it was needed:</w:t>
+      </w:r>
+    </w:p>
+    <w:p>
+      <w:pPr>
+        <w:pStyle w:val="BodyText"/>
+      </w:pPr>
+      <w:r>
+        <w:t xml:space="preserve">Fast, accurate catalog resolution affects every submitted food/nutrient row. If autocomplete is slow or imprecise, labelers either make wrong mappings or create too many custom rows.</w:t>
+      </w:r>
+    </w:p>
+    <w:p>
+      <w:pPr>
+        <w:pStyle w:val="BodyText"/>
+      </w:pPr>
+      <w:r>
+        <w:t xml:space="preserve">How it was implemented:</w:t>
+      </w:r>
+    </w:p>
+    <w:p>
+      <w:pPr>
+        <w:numPr>
+          <w:ilvl w:val="0"/>
+          <w:numId w:val="1039"/>
+        </w:numPr>
+        <w:pStyle w:val="Compact"/>
+      </w:pPr>
+      <w:r>
+        <w:rPr>
+          <w:rStyle w:val="VerbatimChar"/>
+        </w:rPr>
+        <w:t xml:space="preserve">FoodAutocomplete.jsx</w:t>
+      </w:r>
+      <w:r>
+        <w:t xml:space="preserve"> </w:t>
+      </w:r>
+      <w:r>
+        <w:t xml:space="preserve">computes weighted scores for exact, prefix, base-name, alias, token, and fuzzy relations.</w:t>
+      </w:r>
+    </w:p>
+    <w:p>
+      <w:pPr>
+        <w:numPr>
+          <w:ilvl w:val="0"/>
+          <w:numId w:val="1039"/>
+        </w:numPr>
+        <w:pStyle w:val="Compact"/>
+      </w:pPr>
+      <w:r>
+        <w:t xml:space="preserve">It penalizes processed variants for generic whole-food queries.</w:t>
+      </w:r>
+    </w:p>
+    <w:p>
+      <w:pPr>
+        <w:numPr>
+          <w:ilvl w:val="0"/>
+          <w:numId w:val="1039"/>
+        </w:numPr>
+        <w:pStyle w:val="Compact"/>
+      </w:pPr>
+      <w:r>
+        <w:rPr>
+          <w:rStyle w:val="VerbatimChar"/>
+        </w:rPr>
+        <w:t xml:space="preserve">NutrientAutocomplete.jsx</w:t>
+      </w:r>
+      <w:r>
+        <w:t xml:space="preserve"> </w:t>
+      </w:r>
+      <w:r>
+        <w:t xml:space="preserve">ranks nutrient names/aliases and formats units.</w:t>
+      </w:r>
+    </w:p>
+    <w:p>
+      <w:pPr>
+        <w:numPr>
+          <w:ilvl w:val="0"/>
+          <w:numId w:val="1039"/>
+        </w:numPr>
+        <w:pStyle w:val="Compact"/>
+      </w:pPr>
+      <w:r>
+        <w:rPr>
+          <w:rStyle w:val="VerbatimChar"/>
+        </w:rPr>
+        <w:t xml:space="preserve">searchSessionLogger.js</w:t>
+      </w:r>
+      <w:r>
+        <w:t xml:space="preserve"> </w:t>
+      </w:r>
+      <w:r>
+        <w:t xml:space="preserve">records query behavior for later UX analysis.</w:t>
+      </w:r>
+    </w:p>
+    <w:p>
+      <w:pPr>
+        <w:pStyle w:val="Heading3"/>
+      </w:pPr>
+      <w:bookmarkStart w:id="38" w:name="h.-approval-dashboard-and-cockpit-views"/>
+      <w:r>
+        <w:t xml:space="preserve">H. Approval, Dashboard, and Cockpit Views</w:t>
+      </w:r>
+      <w:bookmarkEnd w:id="38"/>
+    </w:p>
+    <w:p>
+      <w:pPr>
+        <w:pStyle w:val="FirstParagraph"/>
+      </w:pPr>
+      <w:r>
+        <w:rPr>
+          <w:b/>
+        </w:rPr>
+        <w:t xml:space="preserve">When:</w:t>
+      </w:r>
+      <w:r>
+        <w:t xml:space="preserve"> </w:t>
+      </w:r>
+      <w:r>
+        <w:t xml:space="preserve">April/May 2026 onward.</w:t>
+      </w:r>
+      <w:r>
+        <w:t xml:space="preserve"> </w:t>
+      </w:r>
+      <w:r>
+        <w:rPr>
+          <w:b/>
+        </w:rPr>
+        <w:t xml:space="preserve">Technology:</w:t>
+      </w:r>
+      <w:r>
+        <w:t xml:space="preserve"> </w:t>
+      </w:r>
+      <w:r>
+        <w:t xml:space="preserve">React views, Supabase RPCs, JSON payload summaries, CSS.</w:t>
+      </w:r>
+    </w:p>
+    <w:p>
+      <w:pPr>
+        <w:pStyle w:val="BodyText"/>
+      </w:pPr>
+      <w:r>
+        <w:t xml:space="preserve">What was built:</w:t>
+      </w:r>
+    </w:p>
+    <w:p>
+      <w:pPr>
+        <w:numPr>
+          <w:ilvl w:val="0"/>
+          <w:numId w:val="1040"/>
+        </w:numPr>
+        <w:pStyle w:val="Compact"/>
+      </w:pPr>
+      <w:r>
+        <w:rPr>
+          <w:rStyle w:val="VerbatimChar"/>
+        </w:rPr>
+        <w:t xml:space="preserve">ApprovalView</w:t>
+      </w:r>
+      <w:r>
+        <w:t xml:space="preserve">: pending submissions, original labeler payload, editable final reviewer payload.</w:t>
+      </w:r>
+    </w:p>
+    <w:p>
+      <w:pPr>
+        <w:numPr>
+          <w:ilvl w:val="0"/>
+          <w:numId w:val="1040"/>
+        </w:numPr>
+        <w:pStyle w:val="Compact"/>
+      </w:pPr>
+      <w:r>
+        <w:rPr>
+          <w:rStyle w:val="VerbatimChar"/>
+        </w:rPr>
+        <w:t xml:space="preserve">DashboardView</w:t>
+      </w:r>
+      <w:r>
+        <w:t xml:space="preserve">: labeler metrics, pending/accepted/corrected/superseded counts, correction items.</w:t>
+      </w:r>
+    </w:p>
+    <w:p>
+      <w:pPr>
+        <w:numPr>
+          <w:ilvl w:val="0"/>
+          <w:numId w:val="1040"/>
+        </w:numPr>
+        <w:pStyle w:val="Compact"/>
+      </w:pPr>
+      <w:r>
+        <w:rPr>
+          <w:rStyle w:val="VerbatimChar"/>
+        </w:rPr>
+        <w:t xml:space="preserve">AllPapersView</w:t>
+      </w:r>
+      <w:r>
+        <w:t xml:space="preserve">: Useful Papers list and Latest AI detail affordance.</w:t>
+      </w:r>
+    </w:p>
+    <w:p>
+      <w:pPr>
+        <w:numPr>
+          <w:ilvl w:val="0"/>
+          <w:numId w:val="1040"/>
+        </w:numPr>
+        <w:pStyle w:val="Compact"/>
+      </w:pPr>
+      <w:r>
+        <w:rPr>
+          <w:rStyle w:val="VerbatimChar"/>
+        </w:rPr>
+        <w:t xml:space="preserve">PipelineOpsView</w:t>
+      </w:r>
+      <w:r>
+        <w:t xml:space="preserve">: crawler/model/human funnel and current queue status.</w:t>
+      </w:r>
+    </w:p>
+    <w:p>
+      <w:pPr>
+        <w:numPr>
+          <w:ilvl w:val="0"/>
+          <w:numId w:val="1040"/>
+        </w:numPr>
+        <w:pStyle w:val="Compact"/>
+      </w:pPr>
+      <w:r>
+        <w:rPr>
+          <w:rStyle w:val="VerbatimChar"/>
+        </w:rPr>
+        <w:t xml:space="preserve">ReviewerAdminView</w:t>
+      </w:r>
+      <w:r>
+        <w:t xml:space="preserve">: reviewer profile/admin controls.</w:t>
+      </w:r>
+    </w:p>
+    <w:p>
+      <w:pPr>
+        <w:numPr>
+          <w:ilvl w:val="0"/>
+          <w:numId w:val="1040"/>
+        </w:numPr>
+        <w:pStyle w:val="Compact"/>
+      </w:pPr>
+      <w:r>
+        <w:t xml:space="preserve">Suggestion views: cockpit review and user status.</w:t>
+      </w:r>
+    </w:p>
+    <w:p>
+      <w:pPr>
+        <w:pStyle w:val="FirstParagraph"/>
+      </w:pPr>
+      <w:r>
+        <w:t xml:space="preserve">Why it was needed:</w:t>
+      </w:r>
+    </w:p>
+    <w:p>
+      <w:pPr>
+        <w:pStyle w:val="BodyText"/>
+      </w:pPr>
+      <w:r>
+        <w:t xml:space="preserve">The frontend had to support more than one labeler screen. Arciel needed approval and operations views; team members needed performance/correction feedback; cockpit users needed a view into useful papers and pipeline health.</w:t>
+      </w:r>
+    </w:p>
+    <w:p>
+      <w:pPr>
+        <w:pStyle w:val="BodyText"/>
+      </w:pPr>
+      <w:r>
+        <w:t xml:space="preserve">How it was implemented:</w:t>
+      </w:r>
+    </w:p>
+    <w:p>
+      <w:pPr>
+        <w:numPr>
+          <w:ilvl w:val="0"/>
+          <w:numId w:val="1041"/>
+        </w:numPr>
+        <w:pStyle w:val="Compact"/>
+      </w:pPr>
+      <w:r>
+        <w:t xml:space="preserve">The monolithic annotator was refactored into smaller view components on 2026-05-16.</w:t>
+      </w:r>
+    </w:p>
+    <w:p>
+      <w:pPr>
+        <w:numPr>
+          <w:ilvl w:val="0"/>
+          <w:numId w:val="1041"/>
+        </w:numPr>
+        <w:pStyle w:val="Compact"/>
+      </w:pPr>
+      <w:r>
+        <w:rPr>
+          <w:rStyle w:val="VerbatimChar"/>
+        </w:rPr>
+        <w:t xml:space="preserve">annotateHelpers.js</w:t>
+      </w:r>
+      <w:r>
+        <w:t xml:space="preserve"> </w:t>
+      </w:r>
+      <w:r>
+        <w:t xml:space="preserve">centralizes status formatting, model-stage labels, payload summaries, and pipeline funnel construction.</w:t>
+      </w:r>
+    </w:p>
+    <w:p>
+      <w:pPr>
+        <w:numPr>
+          <w:ilvl w:val="0"/>
+          <w:numId w:val="1041"/>
+        </w:numPr>
+        <w:pStyle w:val="Compact"/>
+      </w:pPr>
+      <w:r>
+        <w:t xml:space="preserve">Views consume slim RPC projections instead of raw large tables.</w:t>
+      </w:r>
+    </w:p>
+    <w:p>
+      <w:pPr>
+        <w:pStyle w:val="FirstParagraph"/>
+      </w:pPr>
+      <w:r>
+        <w:t xml:space="preserve">Assessment value:</w:t>
+      </w:r>
+    </w:p>
+    <w:p>
+      <w:pPr>
+        <w:pStyle w:val="BodyText"/>
+      </w:pPr>
+      <w:r>
+        <w:t xml:space="preserve">These views are a complete operational UI, not a single-form demo.</w:t>
+      </w:r>
+    </w:p>
+    <w:p>
+      <w:pPr>
+        <w:pStyle w:val="Heading3"/>
+      </w:pPr>
+      <w:bookmarkStart w:id="39" w:name="i.-performance-and-production-usability"/>
+      <w:r>
+        <w:t xml:space="preserve">I. Performance and Production Usability</w:t>
+      </w:r>
+      <w:bookmarkEnd w:id="39"/>
+    </w:p>
+    <w:p>
+      <w:pPr>
+        <w:pStyle w:val="FirstParagraph"/>
+      </w:pPr>
+      <w:r>
+        <w:rPr>
+          <w:b/>
+        </w:rPr>
+        <w:t xml:space="preserve">When:</w:t>
+      </w:r>
+      <w:r>
+        <w:t xml:space="preserve"> </w:t>
+      </w:r>
+      <w:r>
+        <w:t xml:space="preserve">May/June 2026.</w:t>
+      </w:r>
+      <w:r>
+        <w:t xml:space="preserve"> </w:t>
+      </w:r>
+      <w:r>
+        <w:rPr>
+          <w:b/>
+        </w:rPr>
+        <w:t xml:space="preserve">Technology:</w:t>
+      </w:r>
+      <w:r>
+        <w:t xml:space="preserve"> </w:t>
+      </w:r>
+      <w:r>
+        <w:t xml:space="preserve">requestIdleCallback, Cache Storage, localStorage LRU, Vite self-hosted worker, lean RPCs.</w:t>
+      </w:r>
+    </w:p>
+    <w:p>
+      <w:pPr>
+        <w:pStyle w:val="BodyText"/>
+      </w:pPr>
+      <w:r>
+        <w:t xml:space="preserve">What was built:</w:t>
+      </w:r>
+    </w:p>
+    <w:p>
+      <w:pPr>
+        <w:numPr>
+          <w:ilvl w:val="0"/>
+          <w:numId w:val="1042"/>
+        </w:numPr>
+        <w:pStyle w:val="Compact"/>
+      </w:pPr>
+      <w:r>
+        <w:t xml:space="preserve">Food catalog loads during idle time.</w:t>
+      </w:r>
+    </w:p>
+    <w:p>
+      <w:pPr>
+        <w:numPr>
+          <w:ilvl w:val="0"/>
+          <w:numId w:val="1042"/>
+        </w:numPr>
+        <w:pStyle w:val="Compact"/>
+      </w:pPr>
+      <w:r>
+        <w:t xml:space="preserve">Cockpit data loads only when cockpit tabs open.</w:t>
+      </w:r>
+    </w:p>
+    <w:p>
+      <w:pPr>
+        <w:numPr>
+          <w:ilvl w:val="0"/>
+          <w:numId w:val="1042"/>
+        </w:numPr>
+        <w:pStyle w:val="Compact"/>
+      </w:pPr>
+      <w:r>
+        <w:t xml:space="preserve">Queue loads in parallel with profile sync.</w:t>
+      </w:r>
+    </w:p>
+    <w:p>
+      <w:pPr>
+        <w:numPr>
+          <w:ilvl w:val="0"/>
+          <w:numId w:val="1042"/>
+        </w:numPr>
+        <w:pStyle w:val="Compact"/>
+      </w:pPr>
+      <w:r>
+        <w:t xml:space="preserve">PDF worker is self-hosted/bundled.</w:t>
+      </w:r>
+    </w:p>
+    <w:p>
+      <w:pPr>
+        <w:numPr>
+          <w:ilvl w:val="0"/>
+          <w:numId w:val="1042"/>
+        </w:numPr>
+        <w:pStyle w:val="Compact"/>
+      </w:pPr>
+      <w:r>
+        <w:t xml:space="preserve">PDF bytes are cached durably.</w:t>
+      </w:r>
+    </w:p>
+    <w:p>
+      <w:pPr>
+        <w:numPr>
+          <w:ilvl w:val="0"/>
+          <w:numId w:val="1042"/>
+        </w:numPr>
+        <w:pStyle w:val="Compact"/>
+      </w:pPr>
+      <w:r>
+        <w:t xml:space="preserve">Next two queue PDFs are prefetched during idle time.</w:t>
+      </w:r>
+    </w:p>
+    <w:p>
+      <w:pPr>
+        <w:numPr>
+          <w:ilvl w:val="0"/>
+          <w:numId w:val="1042"/>
+        </w:numPr>
+        <w:pStyle w:val="Compact"/>
+      </w:pPr>
+      <w:r>
+        <w:t xml:space="preserve">Evidence pages render before the rest of the PDF.</w:t>
+      </w:r>
+    </w:p>
+    <w:p>
+      <w:pPr>
+        <w:pStyle w:val="FirstParagraph"/>
+      </w:pPr>
+      <w:r>
+        <w:t xml:space="preserve">Why it was needed:</w:t>
+      </w:r>
+    </w:p>
+    <w:p>
+      <w:pPr>
+        <w:pStyle w:val="BodyText"/>
+      </w:pPr>
+      <w:r>
+        <w:t xml:space="preserve">The app is used for repeated labeling. Slow startup, repeated PDF downloads, and heavy Supabase payloads waste reviewer time and burn free-tier egress. The frontend had to become production-efficient.</w:t>
+      </w:r>
+    </w:p>
+    <w:p>
+      <w:pPr>
+        <w:pStyle w:val="BodyText"/>
+      </w:pPr>
+      <w:r>
+        <w:t xml:space="preserve">How it was implemented:</w:t>
+      </w:r>
+    </w:p>
+    <w:p>
+      <w:pPr>
+        <w:numPr>
+          <w:ilvl w:val="0"/>
+          <w:numId w:val="1043"/>
+        </w:numPr>
+        <w:pStyle w:val="Compact"/>
+      </w:pPr>
+      <w:r>
+        <w:rPr>
+          <w:rStyle w:val="VerbatimChar"/>
+        </w:rPr>
+        <w:t xml:space="preserve">Annotate.jsx</w:t>
+      </w:r>
+      <w:r>
+        <w:t xml:space="preserve"> </w:t>
+      </w:r>
+      <w:r>
+        <w:t xml:space="preserve">parallelizes queue/profile boot and lazy-loads cockpit data.</w:t>
+      </w:r>
+    </w:p>
+    <w:p>
+      <w:pPr>
+        <w:numPr>
+          <w:ilvl w:val="0"/>
+          <w:numId w:val="1043"/>
+        </w:numPr>
+        <w:pStyle w:val="Compact"/>
+      </w:pPr>
+      <w:r>
+        <w:rPr>
+          <w:rStyle w:val="VerbatimChar"/>
+        </w:rPr>
+        <w:t xml:space="preserve">QueueView.jsx</w:t>
+      </w:r>
+      <w:r>
+        <w:t xml:space="preserve"> </w:t>
+      </w:r>
+      <w:r>
+        <w:t xml:space="preserve">prefetches next PDFs.</w:t>
+      </w:r>
+    </w:p>
+    <w:p>
+      <w:pPr>
+        <w:numPr>
+          <w:ilvl w:val="0"/>
+          <w:numId w:val="1043"/>
+        </w:numPr>
+        <w:pStyle w:val="Compact"/>
+      </w:pPr>
+      <w:r>
+        <w:rPr>
+          <w:rStyle w:val="VerbatimChar"/>
+        </w:rPr>
+        <w:t xml:space="preserve">PdfViewer.jsx</w:t>
+      </w:r>
+      <w:r>
+        <w:t xml:space="preserve"> </w:t>
+      </w:r>
+      <w:r>
+        <w:t xml:space="preserve">scans evidence pages headlessly and prioritizes rendering.</w:t>
+      </w:r>
+    </w:p>
+    <w:p>
+      <w:pPr>
+        <w:numPr>
+          <w:ilvl w:val="0"/>
+          <w:numId w:val="1043"/>
+        </w:numPr>
+        <w:pStyle w:val="Compact"/>
+      </w:pPr>
+      <w:r>
+        <w:rPr>
+          <w:rStyle w:val="VerbatimChar"/>
+        </w:rPr>
+        <w:t xml:space="preserve">pdfCache.js</w:t>
+      </w:r>
+      <w:r>
+        <w:t xml:space="preserve"> </w:t>
+      </w:r>
+      <w:r>
+        <w:t xml:space="preserve">stores PDF bytes in Cache Storage.</w:t>
+      </w:r>
+    </w:p>
+    <w:p>
+      <w:pPr>
+        <w:pStyle w:val="Heading2"/>
+      </w:pPr>
+      <w:bookmarkStart w:id="40" w:name="frontend-evidence-summary"/>
+      <w:r>
+        <w:t xml:space="preserve">Frontend Evidence Summary</w:t>
+      </w:r>
+      <w:bookmarkEnd w:id="40"/>
+    </w:p>
+    <w:tbl>
+      <w:tblPr>
+        <w:tblStyle w:val="Table"/>
+        <w:tblW w:type="pct" w:w="5000.0"/>
+        <w:tblLook w:firstRow="1"/>
+      </w:tblPr>
+      <w:tblGrid>
+        <w:gridCol w:w="2376"/>
+        <w:gridCol w:w="3168"/>
+        <w:gridCol w:w="2376"/>
+      </w:tblGrid>
+      <w:tr>
+        <w:trPr>
+          <w:cnfStyle w:firstRow="1"/>
+        </w:trPr>
+        <w:tc>
+          <w:tcPr>
+            <w:tcBorders>
+              <w:bottom w:val="single"/>
+            </w:tcBorders>
+            <w:vAlign w:val="bottom"/>
+          </w:tcPr>
+          <w:p>
+            <w:pPr>
+              <w:pStyle w:val="Compact"/>
+              <w:jc w:val="left"/>
+            </w:pPr>
+            <w:r>
+              <w:t xml:space="preserve">Area</w:t>
+            </w:r>
+          </w:p>
+        </w:tc>
+        <w:tc>
+          <w:tcPr>
+            <w:tcBorders>
+              <w:bottom w:val="single"/>
+            </w:tcBorders>
+            <w:vAlign w:val="bottom"/>
+          </w:tcPr>
+          <w:p>
+            <w:pPr>
+              <w:pStyle w:val="Compact"/>
+              <w:jc w:val="right"/>
+            </w:pPr>
+            <w:r>
+              <w:t xml:space="preserve">Current source evidence</w:t>
+            </w:r>
+          </w:p>
+        </w:tc>
+        <w:tc>
+          <w:tcPr>
+            <w:tcBorders>
+              <w:bottom w:val="single"/>
+            </w:tcBorders>
+            <w:vAlign w:val="bottom"/>
+          </w:tcPr>
+          <w:p>
+            <w:pPr>
+              <w:pStyle w:val="Compact"/>
+              <w:jc w:val="left"/>
+            </w:pPr>
+            <w:r>
+              <w:t xml:space="preserve">Why it matters</w:t>
+            </w:r>
+          </w:p>
+        </w:tc>
+      </w:tr>
+      <w:tr>
+        <w:tc>
+          <w:p>
+            <w:pPr>
+              <w:pStyle w:val="Compact"/>
+              <w:jc w:val="left"/>
+            </w:pPr>
+            <w:r>
+              <w:t xml:space="preserve">App orchestration</w:t>
+            </w:r>
+          </w:p>
+        </w:tc>
+        <w:tc>
+          <w:p>
+            <w:pPr>
+              <w:pStyle w:val="Compact"/>
+              <w:jc w:val="right"/>
+            </w:pPr>
+            <w:r>
+              <w:rPr>
+                <w:rStyle w:val="VerbatimChar"/>
+              </w:rPr>
+              <w:t xml:space="preserve">Annotate.jsx</w:t>
+            </w:r>
+            <w:r>
+              <w:t xml:space="preserve"> </w:t>
+            </w:r>
+            <w:r>
+              <w:t xml:space="preserve">1,163 lines</w:t>
+            </w:r>
+          </w:p>
+        </w:tc>
+        <w:tc>
+          <w:p>
+            <w:pPr>
+              <w:pStyle w:val="Compact"/>
+              <w:jc w:val="left"/>
+            </w:pPr>
+            <w:r>
+              <w:t xml:space="preserve">Queue, save, submit, approval, cockpit loading.</w:t>
+            </w:r>
+          </w:p>
+        </w:tc>
+      </w:tr>
+      <w:tr>
+        <w:tc>
+          <w:p>
+            <w:pPr>
+              <w:pStyle w:val="Compact"/>
+              <w:jc w:val="left"/>
+            </w:pPr>
+            <w:r>
+              <w:t xml:space="preserve">PDF scanner/viewer</w:t>
+            </w:r>
+          </w:p>
+        </w:tc>
+        <w:tc>
+          <w:p>
+            <w:pPr>
+              <w:pStyle w:val="Compact"/>
+              <w:jc w:val="right"/>
+            </w:pPr>
+            <w:r>
+              <w:rPr>
+                <w:rStyle w:val="VerbatimChar"/>
+              </w:rPr>
+              <w:t xml:space="preserve">PdfTextScanner.js</w:t>
+            </w:r>
+            <w:r>
+              <w:t xml:space="preserve"> </w:t>
+            </w:r>
+            <w:r>
+              <w:t xml:space="preserve">2,323 +</w:t>
+            </w:r>
+            <w:r>
+              <w:t xml:space="preserve"> </w:t>
+            </w:r>
+            <w:r>
+              <w:rPr>
+                <w:rStyle w:val="VerbatimChar"/>
+              </w:rPr>
+              <w:t xml:space="preserve">PdfViewer.jsx</w:t>
+            </w:r>
+            <w:r>
+              <w:t xml:space="preserve"> </w:t>
+            </w:r>
+            <w:r>
+              <w:t xml:space="preserve">939</w:t>
+            </w:r>
+          </w:p>
+        </w:tc>
+        <w:tc>
+          <w:p>
+            <w:pPr>
+              <w:pStyle w:val="Compact"/>
+              <w:jc w:val="left"/>
+            </w:pPr>
+            <w:r>
+              <w:t xml:space="preserve">Evidence verification and nutrient click UX.</w:t>
+            </w:r>
+          </w:p>
+        </w:tc>
+      </w:tr>
+      <w:tr>
+        <w:tc>
+          <w:p>
+            <w:pPr>
+              <w:pStyle w:val="Compact"/>
+              <w:jc w:val="left"/>
+            </w:pPr>
+            <w:r>
+              <w:t xml:space="preserve">Food/nutrient forms</w:t>
+            </w:r>
+          </w:p>
+        </w:tc>
+        <w:tc>
+          <w:p>
+            <w:pPr>
+              <w:pStyle w:val="Compact"/>
+              <w:jc w:val="right"/>
+            </w:pPr>
+            <w:r>
+              <w:rPr>
+                <w:rStyle w:val="VerbatimChar"/>
+              </w:rPr>
+              <w:t xml:space="preserve">FoodAutocomplete.jsx</w:t>
+            </w:r>
+            <w:r>
+              <w:t xml:space="preserve"> </w:t>
+            </w:r>
+            <w:r>
+              <w:t xml:space="preserve">664,</w:t>
+            </w:r>
+            <w:r>
+              <w:t xml:space="preserve"> </w:t>
+            </w:r>
+            <w:r>
+              <w:rPr>
+                <w:rStyle w:val="VerbatimChar"/>
+              </w:rPr>
+              <w:t xml:space="preserve">NutrientAutocomplete.jsx</w:t>
+            </w:r>
+            <w:r>
+              <w:t xml:space="preserve"> </w:t>
+            </w:r>
+            <w:r>
+              <w:t xml:space="preserve">334, form/popover components</w:t>
+            </w:r>
+          </w:p>
+        </w:tc>
+        <w:tc>
+          <w:p>
+            <w:pPr>
+              <w:pStyle w:val="Compact"/>
+              <w:jc w:val="left"/>
+            </w:pPr>
+            <w:r>
+              <w:t xml:space="preserve">Accurate data entry.</w:t>
+            </w:r>
+          </w:p>
+        </w:tc>
+      </w:tr>
+      <w:tr>
+        <w:tc>
+          <w:p>
+            <w:pPr>
+              <w:pStyle w:val="Compact"/>
+              <w:jc w:val="left"/>
+            </w:pPr>
+            <w:r>
+              <w:t xml:space="preserve">Views</w:t>
+            </w:r>
+          </w:p>
+        </w:tc>
+        <w:tc>
+          <w:p>
+            <w:pPr>
+              <w:pStyle w:val="Compact"/>
+              <w:jc w:val="right"/>
+            </w:pPr>
+            <w:r>
+              <w:t xml:space="preserve">Queue/Approval/Dashboard/AllPapers/Pipeline/Admin/Suggestions views</w:t>
+            </w:r>
+          </w:p>
+        </w:tc>
+        <w:tc>
+          <w:p>
+            <w:pPr>
+              <w:pStyle w:val="Compact"/>
+              <w:jc w:val="left"/>
+            </w:pPr>
+            <w:r>
+              <w:t xml:space="preserve">Complete workflow UI.</w:t>
+            </w:r>
+          </w:p>
+        </w:tc>
+      </w:tr>
+      <w:tr>
+        <w:tc>
+          <w:p>
+            <w:pPr>
+              <w:pStyle w:val="Compact"/>
+              <w:jc w:val="left"/>
+            </w:pPr>
+            <w:r>
+              <w:t xml:space="preserve">Frontend tests</w:t>
+            </w:r>
+          </w:p>
+        </w:tc>
+        <w:tc>
+          <w:p>
+            <w:pPr>
+              <w:pStyle w:val="Compact"/>
+              <w:jc w:val="right"/>
+            </w:pPr>
+            <w:r>
+              <w:t xml:space="preserve">972 PDF/evidence/cache lines</w:t>
+            </w:r>
+          </w:p>
+        </w:tc>
+        <w:tc>
+          <w:p>
+            <w:pPr>
+              <w:pStyle w:val="Compact"/>
+              <w:jc w:val="left"/>
+            </w:pPr>
+            <w:r>
+              <w:t xml:space="preserve">Regression coverage for high-risk PDF evidence behavior.</w:t>
+            </w:r>
+          </w:p>
+        </w:tc>
+      </w:tr>
+    </w:tbl>
     <w:sectPr/>
   </w:body>
 </w:document>
@@ -3166,6 +6165,69 @@
     <w:abstractNumId w:val="991"/>
   </w:num>
   <w:num w:numId="1022">
+    <w:abstractNumId w:val="991"/>
+  </w:num>
+  <w:num w:numId="1023">
+    <w:abstractNumId w:val="991"/>
+  </w:num>
+  <w:num w:numId="1024">
+    <w:abstractNumId w:val="991"/>
+  </w:num>
+  <w:num w:numId="1025">
+    <w:abstractNumId w:val="991"/>
+  </w:num>
+  <w:num w:numId="1026">
+    <w:abstractNumId w:val="991"/>
+  </w:num>
+  <w:num w:numId="1027">
+    <w:abstractNumId w:val="991"/>
+  </w:num>
+  <w:num w:numId="1028">
+    <w:abstractNumId w:val="991"/>
+  </w:num>
+  <w:num w:numId="1029">
+    <w:abstractNumId w:val="991"/>
+  </w:num>
+  <w:num w:numId="1030">
+    <w:abstractNumId w:val="991"/>
+  </w:num>
+  <w:num w:numId="1031">
+    <w:abstractNumId w:val="991"/>
+  </w:num>
+  <w:num w:numId="1032">
+    <w:abstractNumId w:val="991"/>
+  </w:num>
+  <w:num w:numId="1033">
+    <w:abstractNumId w:val="991"/>
+  </w:num>
+  <w:num w:numId="1034">
+    <w:abstractNumId w:val="991"/>
+  </w:num>
+  <w:num w:numId="1035">
+    <w:abstractNumId w:val="991"/>
+  </w:num>
+  <w:num w:numId="1036">
+    <w:abstractNumId w:val="991"/>
+  </w:num>
+  <w:num w:numId="1037">
+    <w:abstractNumId w:val="991"/>
+  </w:num>
+  <w:num w:numId="1038">
+    <w:abstractNumId w:val="991"/>
+  </w:num>
+  <w:num w:numId="1039">
+    <w:abstractNumId w:val="991"/>
+  </w:num>
+  <w:num w:numId="1040">
+    <w:abstractNumId w:val="991"/>
+  </w:num>
+  <w:num w:numId="1041">
+    <w:abstractNumId w:val="991"/>
+  </w:num>
+  <w:num w:numId="1042">
+    <w:abstractNumId w:val="991"/>
+  </w:num>
+  <w:num w:numId="1043">
     <w:abstractNumId w:val="991"/>
   </w:num>
 </w:numbering>
